--- a/files/sbory/spisok-veschey-dlya-sborov.docx
+++ b/files/sbory/spisok-veschey-dlya-sborov.docx
@@ -4,21 +4,23 @@
   <w:body>
     <w:p>
       <w:pPr>
-        <w:spacing w:after="0" w:before="0" w:line="300"/>
+        <w:spacing w:after="40" w:before="0" w:line="264"/>
         <w:jc w:val="center"/>
       </w:pPr>
       <w:r>
         <w:rPr>
           <w:rFonts w:ascii="Times New Roman" w:cs="Times New Roman" w:eastAsia="Times New Roman" w:hAnsi="Times New Roman"/>
-          <w:sz w:val="24"/>
-          <w:szCs w:val="24"/>
+          <w:b/>
+          <w:bCs/>
+          <w:sz w:val="26"/>
+          <w:szCs w:val="26"/>
         </w:rPr>
         <w:t xml:space="preserve">МБОУ СШ № 2 г. Лысково</w:t>
       </w:r>
     </w:p>
     <w:p>
       <w:pPr>
-        <w:spacing w:after="240" w:before="0" w:line="300"/>
+        <w:spacing w:after="160" w:before="0" w:line="264"/>
         <w:jc w:val="center"/>
       </w:pPr>
       <w:r>
@@ -32,7 +34,7 @@
     </w:p>
     <w:p>
       <w:pPr>
-        <w:spacing w:after="80" w:before="0" w:line="300"/>
+        <w:spacing w:after="40" w:before="0" w:line="264"/>
         <w:jc w:val="center"/>
       </w:pPr>
       <w:r>
@@ -48,23 +50,21 @@
     </w:p>
     <w:p>
       <w:pPr>
-        <w:spacing w:after="80" w:before="0" w:line="300"/>
+        <w:spacing w:after="20" w:before="0" w:line="264"/>
         <w:jc w:val="center"/>
       </w:pPr>
       <w:r>
         <w:rPr>
           <w:rFonts w:ascii="Times New Roman" w:cs="Times New Roman" w:eastAsia="Times New Roman" w:hAnsi="Times New Roman"/>
-          <w:b/>
-          <w:bCs/>
-          <w:sz w:val="26"/>
-          <w:szCs w:val="26"/>
+          <w:sz w:val="24"/>
+          <w:szCs w:val="24"/>
         </w:rPr>
-        <w:t xml:space="preserve">для военно-полевых сборов</w:t>
+        <w:t xml:space="preserve">для учебных (военно-полевых) сборов</w:t>
       </w:r>
     </w:p>
     <w:p>
       <w:pPr>
-        <w:spacing w:after="240" w:before="0" w:line="300"/>
+        <w:spacing w:after="80" w:before="0" w:line="264"/>
         <w:jc w:val="center"/>
       </w:pPr>
       <w:r>
@@ -76,85 +76,41 @@
         <w:t xml:space="preserve">10 класс · 2026–2027 учебный год</w:t>
       </w:r>
     </w:p>
-    <w:tbl>
-      <w:tblPr>
-        <w:tblW w:type="dxa" w:w="9638"/>
-        <w:tblBorders>
-          <w:top w:val="single" w:color="auto" w:sz="4"/>
-          <w:left w:val="single" w:color="auto" w:sz="4"/>
-          <w:bottom w:val="single" w:color="auto" w:sz="4"/>
-          <w:right w:val="single" w:color="auto" w:sz="4"/>
-          <w:insideH w:val="single" w:color="auto" w:sz="4"/>
-          <w:insideV w:val="single" w:color="auto" w:sz="4"/>
-        </w:tblBorders>
-      </w:tblPr>
-      <w:tblGrid>
-        <w:gridCol w:w="9638"/>
-      </w:tblGrid>
-      <w:tr>
-        <w:tc>
-          <w:tcPr>
-            <w:tcW w:type="dxa" w:w="9638"/>
-            <w:tcBorders>
-              <w:top w:val="single" w:color="E0A040" w:sz="6"/>
-              <w:left w:val="single" w:color="E0A040" w:sz="6"/>
-              <w:bottom w:val="single" w:color="E0A040" w:sz="6"/>
-              <w:right w:val="single" w:color="E0A040" w:sz="6"/>
-            </w:tcBorders>
-            <w:shd w:fill="FFF6E5" w:color="auto" w:val="clear"/>
-            <w:tcMar>
-              <w:top w:type="dxa" w:w="90"/>
-              <w:left w:type="dxa" w:w="140"/>
-              <w:bottom w:type="dxa" w:w="90"/>
-              <w:right w:type="dxa" w:w="140"/>
-            </w:tcMar>
-          </w:tcPr>
-          <w:p>
-            <w:pPr>
-              <w:spacing w:line="276"/>
-              <w:jc w:val="both"/>
-            </w:pPr>
-            <w:r>
-              <w:rPr>
-                <w:rFonts w:ascii="Times New Roman" w:cs="Times New Roman" w:eastAsia="Times New Roman" w:hAnsi="Times New Roman"/>
-                <w:sz w:val="22"/>
-                <w:szCs w:val="22"/>
-              </w:rPr>
-              <w:t xml:space="preserve">Сборы проводятся в марте в условиях Приволжского федерального округа: возможны холод, ветер, снег, слякоть. Вещи должны быть </w:t>
-            </w:r>
-            <w:r>
-              <w:rPr>
-                <w:rFonts w:ascii="Times New Roman" w:cs="Times New Roman" w:eastAsia="Times New Roman" w:hAnsi="Times New Roman"/>
-                <w:b/>
-                <w:bCs/>
-                <w:sz w:val="22"/>
-                <w:szCs w:val="22"/>
-              </w:rPr>
-              <w:t xml:space="preserve">удобными, тёплыми, непромокаемыми и подписанными</w:t>
-            </w:r>
-            <w:r>
-              <w:rPr>
-                <w:rFonts w:ascii="Times New Roman" w:cs="Times New Roman" w:eastAsia="Times New Roman" w:hAnsi="Times New Roman"/>
-                <w:sz w:val="22"/>
-                <w:szCs w:val="22"/>
-              </w:rPr>
-              <w:t xml:space="preserve">. Берите только необходимое: у каждого одна сумка или рюкзак, который можно нести самостоятельно.</w:t>
-            </w:r>
-          </w:p>
-        </w:tc>
-      </w:tr>
-    </w:tbl>
     <w:p>
       <w:pPr>
-        <w:spacing w:after="120"/>
+        <w:spacing w:after="140" w:before="0" w:line="264"/>
+        <w:jc w:val="right"/>
       </w:pPr>
+      <w:r>
+        <w:rPr>
+          <w:rFonts w:ascii="Times New Roman" w:cs="Times New Roman" w:eastAsia="Times New Roman" w:hAnsi="Times New Roman"/>
+          <w:i/>
+          <w:iCs/>
+          <w:sz w:val="22"/>
+          <w:szCs w:val="22"/>
+        </w:rPr>
+        <w:t xml:space="preserve">Составитель: Дёмин А. Ю., преподаватель-организатор ОБЗР</w:t>
+      </w:r>
     </w:p>
     <w:p>
       <w:pPr>
-        <w:pStyle w:val="Heading2"/>
+        <w:spacing w:after="100" w:before="0" w:line="264"/>
+        <w:jc w:val="both"/>
+      </w:pPr>
+      <w:r>
+        <w:rPr>
+          <w:rFonts w:ascii="Times New Roman" w:cs="Times New Roman" w:eastAsia="Times New Roman" w:hAnsi="Times New Roman"/>
+          <w:sz w:val="22"/>
+          <w:szCs w:val="22"/>
+        </w:rPr>
+        <w:t xml:space="preserve">Сборы проводятся в марте в условиях Приволжского федерального округа: возможны холод, ветер, снег, слякоть. Вещи должны быть удобными, тёплыми, непромокаемыми и подписанными. Берите только необходимое: у каждого одна сумка или рюкзак, который можно нести самостоятельно. Точный список уточняется приказом директора и требованиями базы проведения.</w:t>
+      </w:r>
+    </w:p>
+    <w:p>
+      <w:pPr>
         <w:keepNext/>
-        <w:spacing w:after="100" w:before="200"/>
-        <w:jc w:val="left"/>
+        <w:spacing w:after="120" w:before="240"/>
+        <w:jc w:val="center"/>
       </w:pPr>
       <w:r>
         <w:rPr>
@@ -205,20 +161,21 @@
               <w:bottom w:type="dxa" w:w="50"/>
               <w:right w:type="dxa" w:w="90"/>
             </w:tcMar>
-            <w:vAlign w:val="center"/>
-          </w:tcPr>
-          <w:p>
-            <w:pPr>
-              <w:spacing w:after="20" w:line="252"/>
-              <w:jc w:val="center"/>
+            <w:vAlign w:val="top"/>
+          </w:tcPr>
+          <w:p>
+            <w:pPr>
+              <w:keepNext/>
+              <w:spacing w:after="30" w:line="240"/>
+              <w:jc w:val="left"/>
             </w:pPr>
             <w:r>
               <w:rPr>
                 <w:rFonts w:ascii="Times New Roman" w:cs="Times New Roman" w:eastAsia="Times New Roman" w:hAnsi="Times New Roman"/>
                 <w:b/>
                 <w:bCs/>
-                <w:sz w:val="21"/>
-                <w:szCs w:val="21"/>
+                <w:sz w:val="20"/>
+                <w:szCs w:val="20"/>
               </w:rPr>
               <w:t xml:space="preserve">✓</w:t>
             </w:r>
@@ -240,20 +197,21 @@
               <w:bottom w:type="dxa" w:w="50"/>
               <w:right w:type="dxa" w:w="90"/>
             </w:tcMar>
-            <w:vAlign w:val="center"/>
-          </w:tcPr>
-          <w:p>
-            <w:pPr>
-              <w:spacing w:after="20" w:line="252"/>
-              <w:jc w:val="center"/>
+            <w:vAlign w:val="top"/>
+          </w:tcPr>
+          <w:p>
+            <w:pPr>
+              <w:keepNext/>
+              <w:spacing w:after="30" w:line="240"/>
+              <w:jc w:val="left"/>
             </w:pPr>
             <w:r>
               <w:rPr>
                 <w:rFonts w:ascii="Times New Roman" w:cs="Times New Roman" w:eastAsia="Times New Roman" w:hAnsi="Times New Roman"/>
                 <w:b/>
                 <w:bCs/>
-                <w:sz w:val="21"/>
-                <w:szCs w:val="21"/>
+                <w:sz w:val="20"/>
+                <w:szCs w:val="20"/>
               </w:rPr>
               <w:t xml:space="preserve">Что взять</w:t>
             </w:r>
@@ -275,20 +233,21 @@
               <w:bottom w:type="dxa" w:w="50"/>
               <w:right w:type="dxa" w:w="90"/>
             </w:tcMar>
-            <w:vAlign w:val="center"/>
-          </w:tcPr>
-          <w:p>
-            <w:pPr>
-              <w:spacing w:after="20" w:line="252"/>
-              <w:jc w:val="center"/>
+            <w:vAlign w:val="top"/>
+          </w:tcPr>
+          <w:p>
+            <w:pPr>
+              <w:keepNext/>
+              <w:spacing w:after="30" w:line="240"/>
+              <w:jc w:val="left"/>
             </w:pPr>
             <w:r>
               <w:rPr>
                 <w:rFonts w:ascii="Times New Roman" w:cs="Times New Roman" w:eastAsia="Times New Roman" w:hAnsi="Times New Roman"/>
                 <w:b/>
                 <w:bCs/>
-                <w:sz w:val="21"/>
-                <w:szCs w:val="21"/>
+                <w:sz w:val="20"/>
+                <w:szCs w:val="20"/>
               </w:rPr>
               <w:t xml:space="preserve">Примечание</w:t>
             </w:r>
@@ -314,18 +273,18 @@
               <w:bottom w:type="dxa" w:w="50"/>
               <w:right w:type="dxa" w:w="90"/>
             </w:tcMar>
-            <w:vAlign w:val="center"/>
-          </w:tcPr>
-          <w:p>
-            <w:pPr>
-              <w:spacing w:after="20" w:line="252"/>
-              <w:jc w:val="1"/>
-            </w:pPr>
-            <w:r>
-              <w:rPr>
-                <w:rFonts w:ascii="Times New Roman" w:cs="Times New Roman" w:eastAsia="Times New Roman" w:hAnsi="Times New Roman"/>
-                <w:sz w:val="21"/>
-                <w:szCs w:val="21"/>
+            <w:vAlign w:val="top"/>
+          </w:tcPr>
+          <w:p>
+            <w:pPr>
+              <w:spacing w:after="30" w:line="240"/>
+              <w:jc w:val="left"/>
+            </w:pPr>
+            <w:r>
+              <w:rPr>
+                <w:rFonts w:ascii="Times New Roman" w:cs="Times New Roman" w:eastAsia="Times New Roman" w:hAnsi="Times New Roman"/>
+                <w:sz w:val="20"/>
+                <w:szCs w:val="20"/>
               </w:rPr>
               <w:t xml:space="preserve">☐</w:t>
             </w:r>
@@ -346,18 +305,18 @@
               <w:bottom w:type="dxa" w:w="50"/>
               <w:right w:type="dxa" w:w="90"/>
             </w:tcMar>
-            <w:vAlign w:val="center"/>
-          </w:tcPr>
-          <w:p>
-            <w:pPr>
-              <w:spacing w:after="20" w:line="252"/>
-              <w:jc w:val="left"/>
-            </w:pPr>
-            <w:r>
-              <w:rPr>
-                <w:rFonts w:ascii="Times New Roman" w:cs="Times New Roman" w:eastAsia="Times New Roman" w:hAnsi="Times New Roman"/>
-                <w:sz w:val="21"/>
-                <w:szCs w:val="21"/>
+            <w:vAlign w:val="top"/>
+          </w:tcPr>
+          <w:p>
+            <w:pPr>
+              <w:spacing w:after="30" w:line="240"/>
+              <w:jc w:val="left"/>
+            </w:pPr>
+            <w:r>
+              <w:rPr>
+                <w:rFonts w:ascii="Times New Roman" w:cs="Times New Roman" w:eastAsia="Times New Roman" w:hAnsi="Times New Roman"/>
+                <w:sz w:val="20"/>
+                <w:szCs w:val="20"/>
               </w:rPr>
               <w:t xml:space="preserve">Паспорт или свидетельство о рождении</w:t>
             </w:r>
@@ -378,18 +337,18 @@
               <w:bottom w:type="dxa" w:w="50"/>
               <w:right w:type="dxa" w:w="90"/>
             </w:tcMar>
-            <w:vAlign w:val="center"/>
-          </w:tcPr>
-          <w:p>
-            <w:pPr>
-              <w:spacing w:after="20" w:line="252"/>
-              <w:jc w:val="left"/>
-            </w:pPr>
-            <w:r>
-              <w:rPr>
-                <w:rFonts w:ascii="Times New Roman" w:cs="Times New Roman" w:eastAsia="Times New Roman" w:hAnsi="Times New Roman"/>
-                <w:sz w:val="21"/>
-                <w:szCs w:val="21"/>
+            <w:vAlign w:val="top"/>
+          </w:tcPr>
+          <w:p>
+            <w:pPr>
+              <w:spacing w:after="30" w:line="240"/>
+              <w:jc w:val="left"/>
+            </w:pPr>
+            <w:r>
+              <w:rPr>
+                <w:rFonts w:ascii="Times New Roman" w:cs="Times New Roman" w:eastAsia="Times New Roman" w:hAnsi="Times New Roman"/>
+                <w:sz w:val="20"/>
+                <w:szCs w:val="20"/>
               </w:rPr>
               <w:t xml:space="preserve">оригинал; копию оставляет школа</w:t>
             </w:r>
@@ -415,18 +374,18 @@
               <w:bottom w:type="dxa" w:w="50"/>
               <w:right w:type="dxa" w:w="90"/>
             </w:tcMar>
-            <w:vAlign w:val="center"/>
-          </w:tcPr>
-          <w:p>
-            <w:pPr>
-              <w:spacing w:after="20" w:line="252"/>
-              <w:jc w:val="1"/>
-            </w:pPr>
-            <w:r>
-              <w:rPr>
-                <w:rFonts w:ascii="Times New Roman" w:cs="Times New Roman" w:eastAsia="Times New Roman" w:hAnsi="Times New Roman"/>
-                <w:sz w:val="21"/>
-                <w:szCs w:val="21"/>
+            <w:vAlign w:val="top"/>
+          </w:tcPr>
+          <w:p>
+            <w:pPr>
+              <w:spacing w:after="30" w:line="240"/>
+              <w:jc w:val="left"/>
+            </w:pPr>
+            <w:r>
+              <w:rPr>
+                <w:rFonts w:ascii="Times New Roman" w:cs="Times New Roman" w:eastAsia="Times New Roman" w:hAnsi="Times New Roman"/>
+                <w:sz w:val="20"/>
+                <w:szCs w:val="20"/>
               </w:rPr>
               <w:t xml:space="preserve">☐</w:t>
             </w:r>
@@ -447,18 +406,18 @@
               <w:bottom w:type="dxa" w:w="50"/>
               <w:right w:type="dxa" w:w="90"/>
             </w:tcMar>
-            <w:vAlign w:val="center"/>
-          </w:tcPr>
-          <w:p>
-            <w:pPr>
-              <w:spacing w:after="20" w:line="252"/>
-              <w:jc w:val="left"/>
-            </w:pPr>
-            <w:r>
-              <w:rPr>
-                <w:rFonts w:ascii="Times New Roman" w:cs="Times New Roman" w:eastAsia="Times New Roman" w:hAnsi="Times New Roman"/>
-                <w:sz w:val="21"/>
-                <w:szCs w:val="21"/>
+            <w:vAlign w:val="top"/>
+          </w:tcPr>
+          <w:p>
+            <w:pPr>
+              <w:spacing w:after="30" w:line="240"/>
+              <w:jc w:val="left"/>
+            </w:pPr>
+            <w:r>
+              <w:rPr>
+                <w:rFonts w:ascii="Times New Roman" w:cs="Times New Roman" w:eastAsia="Times New Roman" w:hAnsi="Times New Roman"/>
+                <w:sz w:val="20"/>
+                <w:szCs w:val="20"/>
               </w:rPr>
               <w:t xml:space="preserve">Полис ОМС</w:t>
             </w:r>
@@ -479,20 +438,20 @@
               <w:bottom w:type="dxa" w:w="50"/>
               <w:right w:type="dxa" w:w="90"/>
             </w:tcMar>
-            <w:vAlign w:val="center"/>
-          </w:tcPr>
-          <w:p>
-            <w:pPr>
-              <w:spacing w:after="20" w:line="252"/>
-              <w:jc w:val="left"/>
-            </w:pPr>
-            <w:r>
-              <w:rPr>
-                <w:rFonts w:ascii="Times New Roman" w:cs="Times New Roman" w:eastAsia="Times New Roman" w:hAnsi="Times New Roman"/>
-                <w:sz w:val="21"/>
-                <w:szCs w:val="21"/>
-              </w:rPr>
-              <w:t xml:space="preserve">оригинал или копия</w:t>
+            <w:vAlign w:val="top"/>
+          </w:tcPr>
+          <w:p>
+            <w:pPr>
+              <w:spacing w:after="30" w:line="240"/>
+              <w:jc w:val="left"/>
+            </w:pPr>
+            <w:r>
+              <w:rPr>
+                <w:rFonts w:ascii="Times New Roman" w:cs="Times New Roman" w:eastAsia="Times New Roman" w:hAnsi="Times New Roman"/>
+                <w:sz w:val="20"/>
+                <w:szCs w:val="20"/>
+              </w:rPr>
+              <w:t xml:space="preserve">оригинал или копия (обязателен)</w:t>
             </w:r>
           </w:p>
         </w:tc>
@@ -516,18 +475,18 @@
               <w:bottom w:type="dxa" w:w="50"/>
               <w:right w:type="dxa" w:w="90"/>
             </w:tcMar>
-            <w:vAlign w:val="center"/>
-          </w:tcPr>
-          <w:p>
-            <w:pPr>
-              <w:spacing w:after="20" w:line="252"/>
-              <w:jc w:val="1"/>
-            </w:pPr>
-            <w:r>
-              <w:rPr>
-                <w:rFonts w:ascii="Times New Roman" w:cs="Times New Roman" w:eastAsia="Times New Roman" w:hAnsi="Times New Roman"/>
-                <w:sz w:val="21"/>
-                <w:szCs w:val="21"/>
+            <w:vAlign w:val="top"/>
+          </w:tcPr>
+          <w:p>
+            <w:pPr>
+              <w:spacing w:after="30" w:line="240"/>
+              <w:jc w:val="left"/>
+            </w:pPr>
+            <w:r>
+              <w:rPr>
+                <w:rFonts w:ascii="Times New Roman" w:cs="Times New Roman" w:eastAsia="Times New Roman" w:hAnsi="Times New Roman"/>
+                <w:sz w:val="20"/>
+                <w:szCs w:val="20"/>
               </w:rPr>
               <w:t xml:space="preserve">☐</w:t>
             </w:r>
@@ -548,20 +507,20 @@
               <w:bottom w:type="dxa" w:w="50"/>
               <w:right w:type="dxa" w:w="90"/>
             </w:tcMar>
-            <w:vAlign w:val="center"/>
-          </w:tcPr>
-          <w:p>
-            <w:pPr>
-              <w:spacing w:after="20" w:line="252"/>
-              <w:jc w:val="left"/>
-            </w:pPr>
-            <w:r>
-              <w:rPr>
-                <w:rFonts w:ascii="Times New Roman" w:cs="Times New Roman" w:eastAsia="Times New Roman" w:hAnsi="Times New Roman"/>
-                <w:sz w:val="21"/>
-                <w:szCs w:val="21"/>
-              </w:rPr>
-              <w:t xml:space="preserve">Медицинская справка (форма № 086-У) без противопоказаний к физическим нагрузкам</w:t>
+            <w:vAlign w:val="top"/>
+          </w:tcPr>
+          <w:p>
+            <w:pPr>
+              <w:spacing w:after="30" w:line="240"/>
+              <w:jc w:val="left"/>
+            </w:pPr>
+            <w:r>
+              <w:rPr>
+                <w:rFonts w:ascii="Times New Roman" w:cs="Times New Roman" w:eastAsia="Times New Roman" w:hAnsi="Times New Roman"/>
+                <w:sz w:val="20"/>
+                <w:szCs w:val="20"/>
+              </w:rPr>
+              <w:t xml:space="preserve">Медицинская справка (форма № 086-У) об отсутствии противопоказаний к физическим нагрузкам</w:t>
             </w:r>
           </w:p>
         </w:tc>
@@ -580,20 +539,20 @@
               <w:bottom w:type="dxa" w:w="50"/>
               <w:right w:type="dxa" w:w="90"/>
             </w:tcMar>
-            <w:vAlign w:val="center"/>
-          </w:tcPr>
-          <w:p>
-            <w:pPr>
-              <w:spacing w:after="20" w:line="252"/>
-              <w:jc w:val="left"/>
-            </w:pPr>
-            <w:r>
-              <w:rPr>
-                <w:rFonts w:ascii="Times New Roman" w:cs="Times New Roman" w:eastAsia="Times New Roman" w:hAnsi="Times New Roman"/>
-                <w:sz w:val="21"/>
-                <w:szCs w:val="21"/>
-              </w:rPr>
-              <w:t xml:space="preserve">передаётся руководителю до выезда</w:t>
+            <w:vAlign w:val="top"/>
+          </w:tcPr>
+          <w:p>
+            <w:pPr>
+              <w:spacing w:after="30" w:line="240"/>
+              <w:jc w:val="left"/>
+            </w:pPr>
+            <w:r>
+              <w:rPr>
+                <w:rFonts w:ascii="Times New Roman" w:cs="Times New Roman" w:eastAsia="Times New Roman" w:hAnsi="Times New Roman"/>
+                <w:sz w:val="20"/>
+                <w:szCs w:val="20"/>
+              </w:rPr>
+              <w:t xml:space="preserve">требование школы; передаётся руководителю до выезда</w:t>
             </w:r>
           </w:p>
         </w:tc>
@@ -617,18 +576,18 @@
               <w:bottom w:type="dxa" w:w="50"/>
               <w:right w:type="dxa" w:w="90"/>
             </w:tcMar>
-            <w:vAlign w:val="center"/>
-          </w:tcPr>
-          <w:p>
-            <w:pPr>
-              <w:spacing w:after="20" w:line="252"/>
-              <w:jc w:val="1"/>
-            </w:pPr>
-            <w:r>
-              <w:rPr>
-                <w:rFonts w:ascii="Times New Roman" w:cs="Times New Roman" w:eastAsia="Times New Roman" w:hAnsi="Times New Roman"/>
-                <w:sz w:val="21"/>
-                <w:szCs w:val="21"/>
+            <w:vAlign w:val="top"/>
+          </w:tcPr>
+          <w:p>
+            <w:pPr>
+              <w:spacing w:after="30" w:line="240"/>
+              <w:jc w:val="left"/>
+            </w:pPr>
+            <w:r>
+              <w:rPr>
+                <w:rFonts w:ascii="Times New Roman" w:cs="Times New Roman" w:eastAsia="Times New Roman" w:hAnsi="Times New Roman"/>
+                <w:sz w:val="20"/>
+                <w:szCs w:val="20"/>
               </w:rPr>
               <w:t xml:space="preserve">☐</w:t>
             </w:r>
@@ -649,20 +608,20 @@
               <w:bottom w:type="dxa" w:w="50"/>
               <w:right w:type="dxa" w:w="90"/>
             </w:tcMar>
-            <w:vAlign w:val="center"/>
-          </w:tcPr>
-          <w:p>
-            <w:pPr>
-              <w:spacing w:after="20" w:line="252"/>
-              <w:jc w:val="left"/>
-            </w:pPr>
-            <w:r>
-              <w:rPr>
-                <w:rFonts w:ascii="Times New Roman" w:cs="Times New Roman" w:eastAsia="Times New Roman" w:hAnsi="Times New Roman"/>
-                <w:sz w:val="21"/>
-                <w:szCs w:val="21"/>
-              </w:rPr>
-              <w:t xml:space="preserve">Согласие родителей на участие и выезд</w:t>
+            <w:vAlign w:val="top"/>
+          </w:tcPr>
+          <w:p>
+            <w:pPr>
+              <w:spacing w:after="30" w:line="240"/>
+              <w:jc w:val="left"/>
+            </w:pPr>
+            <w:r>
+              <w:rPr>
+                <w:rFonts w:ascii="Times New Roman" w:cs="Times New Roman" w:eastAsia="Times New Roman" w:hAnsi="Times New Roman"/>
+                <w:sz w:val="20"/>
+                <w:szCs w:val="20"/>
+              </w:rPr>
+              <w:t xml:space="preserve">Согласие родителей на участие, выезд и обработку персональных данных</w:t>
             </w:r>
           </w:p>
         </w:tc>
@@ -681,20 +640,20 @@
               <w:bottom w:type="dxa" w:w="50"/>
               <w:right w:type="dxa" w:w="90"/>
             </w:tcMar>
-            <w:vAlign w:val="center"/>
-          </w:tcPr>
-          <w:p>
-            <w:pPr>
-              <w:spacing w:after="20" w:line="252"/>
-              <w:jc w:val="left"/>
-            </w:pPr>
-            <w:r>
-              <w:rPr>
-                <w:rFonts w:ascii="Times New Roman" w:cs="Times New Roman" w:eastAsia="Times New Roman" w:hAnsi="Times New Roman"/>
-                <w:sz w:val="21"/>
-                <w:szCs w:val="21"/>
-              </w:rPr>
-              <w:t xml:space="preserve">подписано родителями, передаётся руководителю</w:t>
+            <w:vAlign w:val="top"/>
+          </w:tcPr>
+          <w:p>
+            <w:pPr>
+              <w:spacing w:after="30" w:line="240"/>
+              <w:jc w:val="left"/>
+            </w:pPr>
+            <w:r>
+              <w:rPr>
+                <w:rFonts w:ascii="Times New Roman" w:cs="Times New Roman" w:eastAsia="Times New Roman" w:hAnsi="Times New Roman"/>
+                <w:sz w:val="20"/>
+                <w:szCs w:val="20"/>
+              </w:rPr>
+              <w:t xml:space="preserve">подписано родителем (законным представителем)</w:t>
             </w:r>
           </w:p>
         </w:tc>
@@ -718,18 +677,18 @@
               <w:bottom w:type="dxa" w:w="50"/>
               <w:right w:type="dxa" w:w="90"/>
             </w:tcMar>
-            <w:vAlign w:val="center"/>
-          </w:tcPr>
-          <w:p>
-            <w:pPr>
-              <w:spacing w:after="20" w:line="252"/>
-              <w:jc w:val="1"/>
-            </w:pPr>
-            <w:r>
-              <w:rPr>
-                <w:rFonts w:ascii="Times New Roman" w:cs="Times New Roman" w:eastAsia="Times New Roman" w:hAnsi="Times New Roman"/>
-                <w:sz w:val="21"/>
-                <w:szCs w:val="21"/>
+            <w:vAlign w:val="top"/>
+          </w:tcPr>
+          <w:p>
+            <w:pPr>
+              <w:spacing w:after="30" w:line="240"/>
+              <w:jc w:val="left"/>
+            </w:pPr>
+            <w:r>
+              <w:rPr>
+                <w:rFonts w:ascii="Times New Roman" w:cs="Times New Roman" w:eastAsia="Times New Roman" w:hAnsi="Times New Roman"/>
+                <w:sz w:val="20"/>
+                <w:szCs w:val="20"/>
               </w:rPr>
               <w:t xml:space="preserve">☐</w:t>
             </w:r>
@@ -750,20 +709,20 @@
               <w:bottom w:type="dxa" w:w="50"/>
               <w:right w:type="dxa" w:w="90"/>
             </w:tcMar>
-            <w:vAlign w:val="center"/>
-          </w:tcPr>
-          <w:p>
-            <w:pPr>
-              <w:spacing w:after="20" w:line="252"/>
-              <w:jc w:val="left"/>
-            </w:pPr>
-            <w:r>
-              <w:rPr>
-                <w:rFonts w:ascii="Times New Roman" w:cs="Times New Roman" w:eastAsia="Times New Roman" w:hAnsi="Times New Roman"/>
-                <w:sz w:val="21"/>
-                <w:szCs w:val="21"/>
-              </w:rPr>
-              <w:t xml:space="preserve">Страховой полис (если оформлялся)</w:t>
+            <w:vAlign w:val="top"/>
+          </w:tcPr>
+          <w:p>
+            <w:pPr>
+              <w:spacing w:after="30" w:line="240"/>
+              <w:jc w:val="left"/>
+            </w:pPr>
+            <w:r>
+              <w:rPr>
+                <w:rFonts w:ascii="Times New Roman" w:cs="Times New Roman" w:eastAsia="Times New Roman" w:hAnsi="Times New Roman"/>
+                <w:sz w:val="20"/>
+                <w:szCs w:val="20"/>
+              </w:rPr>
+              <w:t xml:space="preserve">Заявление родителей (для девушек — об участии; при необходимости — об отказе от обращения с оружием)</w:t>
             </w:r>
           </w:p>
         </w:tc>
@@ -782,20 +741,20 @@
               <w:bottom w:type="dxa" w:w="50"/>
               <w:right w:type="dxa" w:w="90"/>
             </w:tcMar>
-            <w:vAlign w:val="center"/>
-          </w:tcPr>
-          <w:p>
-            <w:pPr>
-              <w:spacing w:after="20" w:line="252"/>
-              <w:jc w:val="left"/>
-            </w:pPr>
-            <w:r>
-              <w:rPr>
-                <w:rFonts w:ascii="Times New Roman" w:cs="Times New Roman" w:eastAsia="Times New Roman" w:hAnsi="Times New Roman"/>
-                <w:sz w:val="21"/>
-                <w:szCs w:val="21"/>
-              </w:rPr>
-              <w:t xml:space="preserve">копия</w:t>
+            <w:vAlign w:val="top"/>
+          </w:tcPr>
+          <w:p>
+            <w:pPr>
+              <w:spacing w:after="30" w:line="240"/>
+              <w:jc w:val="left"/>
+            </w:pPr>
+            <w:r>
+              <w:rPr>
+                <w:rFonts w:ascii="Times New Roman" w:cs="Times New Roman" w:eastAsia="Times New Roman" w:hAnsi="Times New Roman"/>
+                <w:sz w:val="20"/>
+                <w:szCs w:val="20"/>
+              </w:rPr>
+              <w:t xml:space="preserve">подаётся директору до начала сборов</w:t>
             </w:r>
           </w:p>
         </w:tc>
@@ -819,18 +778,18 @@
               <w:bottom w:type="dxa" w:w="50"/>
               <w:right w:type="dxa" w:w="90"/>
             </w:tcMar>
-            <w:vAlign w:val="center"/>
-          </w:tcPr>
-          <w:p>
-            <w:pPr>
-              <w:spacing w:after="20" w:line="252"/>
-              <w:jc w:val="1"/>
-            </w:pPr>
-            <w:r>
-              <w:rPr>
-                <w:rFonts w:ascii="Times New Roman" w:cs="Times New Roman" w:eastAsia="Times New Roman" w:hAnsi="Times New Roman"/>
-                <w:sz w:val="21"/>
-                <w:szCs w:val="21"/>
+            <w:vAlign w:val="top"/>
+          </w:tcPr>
+          <w:p>
+            <w:pPr>
+              <w:spacing w:after="30" w:line="240"/>
+              <w:jc w:val="left"/>
+            </w:pPr>
+            <w:r>
+              <w:rPr>
+                <w:rFonts w:ascii="Times New Roman" w:cs="Times New Roman" w:eastAsia="Times New Roman" w:hAnsi="Times New Roman"/>
+                <w:sz w:val="20"/>
+                <w:szCs w:val="20"/>
               </w:rPr>
               <w:t xml:space="preserve">☐</w:t>
             </w:r>
@@ -851,18 +810,119 @@
               <w:bottom w:type="dxa" w:w="50"/>
               <w:right w:type="dxa" w:w="90"/>
             </w:tcMar>
-            <w:vAlign w:val="center"/>
-          </w:tcPr>
-          <w:p>
-            <w:pPr>
-              <w:spacing w:after="20" w:line="252"/>
-              <w:jc w:val="left"/>
-            </w:pPr>
-            <w:r>
-              <w:rPr>
-                <w:rFonts w:ascii="Times New Roman" w:cs="Times New Roman" w:eastAsia="Times New Roman" w:hAnsi="Times New Roman"/>
-                <w:sz w:val="21"/>
-                <w:szCs w:val="21"/>
+            <w:vAlign w:val="top"/>
+          </w:tcPr>
+          <w:p>
+            <w:pPr>
+              <w:spacing w:after="30" w:line="240"/>
+              <w:jc w:val="left"/>
+            </w:pPr>
+            <w:r>
+              <w:rPr>
+                <w:rFonts w:ascii="Times New Roman" w:cs="Times New Roman" w:eastAsia="Times New Roman" w:hAnsi="Times New Roman"/>
+                <w:sz w:val="20"/>
+                <w:szCs w:val="20"/>
+              </w:rPr>
+              <w:t xml:space="preserve">Полис страхования от несчастных случаев</w:t>
+            </w:r>
+          </w:p>
+        </w:tc>
+        <w:tc>
+          <w:tcPr>
+            <w:tcW w:type="dxa" w:w="3638"/>
+            <w:tcBorders>
+              <w:top w:val="single" w:color="808080" w:sz="4"/>
+              <w:left w:val="single" w:color="808080" w:sz="4"/>
+              <w:bottom w:val="single" w:color="808080" w:sz="4"/>
+              <w:right w:val="single" w:color="808080" w:sz="4"/>
+            </w:tcBorders>
+            <w:tcMar>
+              <w:top w:type="dxa" w:w="50"/>
+              <w:left w:type="dxa" w:w="90"/>
+              <w:bottom w:type="dxa" w:w="50"/>
+              <w:right w:type="dxa" w:w="90"/>
+            </w:tcMar>
+            <w:vAlign w:val="top"/>
+          </w:tcPr>
+          <w:p>
+            <w:pPr>
+              <w:spacing w:after="30" w:line="240"/>
+              <w:jc w:val="left"/>
+            </w:pPr>
+            <w:r>
+              <w:rPr>
+                <w:rFonts w:ascii="Times New Roman" w:cs="Times New Roman" w:eastAsia="Times New Roman" w:hAnsi="Times New Roman"/>
+                <w:sz w:val="20"/>
+                <w:szCs w:val="20"/>
+              </w:rPr>
+              <w:t xml:space="preserve">копия, если оформлен самостоятельно</w:t>
+            </w:r>
+          </w:p>
+        </w:tc>
+      </w:tr>
+      <w:tr>
+        <w:trPr>
+          <w:cantSplit/>
+        </w:trPr>
+        <w:tc>
+          <w:tcPr>
+            <w:tcW w:type="dxa" w:w="600"/>
+            <w:tcBorders>
+              <w:top w:val="single" w:color="808080" w:sz="4"/>
+              <w:left w:val="single" w:color="808080" w:sz="4"/>
+              <w:bottom w:val="single" w:color="808080" w:sz="4"/>
+              <w:right w:val="single" w:color="808080" w:sz="4"/>
+            </w:tcBorders>
+            <w:tcMar>
+              <w:top w:type="dxa" w:w="50"/>
+              <w:left w:type="dxa" w:w="90"/>
+              <w:bottom w:type="dxa" w:w="50"/>
+              <w:right w:type="dxa" w:w="90"/>
+            </w:tcMar>
+            <w:vAlign w:val="top"/>
+          </w:tcPr>
+          <w:p>
+            <w:pPr>
+              <w:spacing w:after="30" w:line="240"/>
+              <w:jc w:val="left"/>
+            </w:pPr>
+            <w:r>
+              <w:rPr>
+                <w:rFonts w:ascii="Times New Roman" w:cs="Times New Roman" w:eastAsia="Times New Roman" w:hAnsi="Times New Roman"/>
+                <w:sz w:val="20"/>
+                <w:szCs w:val="20"/>
+              </w:rPr>
+              <w:t xml:space="preserve">☐</w:t>
+            </w:r>
+          </w:p>
+        </w:tc>
+        <w:tc>
+          <w:tcPr>
+            <w:tcW w:type="dxa" w:w="5400"/>
+            <w:tcBorders>
+              <w:top w:val="single" w:color="808080" w:sz="4"/>
+              <w:left w:val="single" w:color="808080" w:sz="4"/>
+              <w:bottom w:val="single" w:color="808080" w:sz="4"/>
+              <w:right w:val="single" w:color="808080" w:sz="4"/>
+            </w:tcBorders>
+            <w:tcMar>
+              <w:top w:type="dxa" w:w="50"/>
+              <w:left w:type="dxa" w:w="90"/>
+              <w:bottom w:type="dxa" w:w="50"/>
+              <w:right w:type="dxa" w:w="90"/>
+            </w:tcMar>
+            <w:vAlign w:val="top"/>
+          </w:tcPr>
+          <w:p>
+            <w:pPr>
+              <w:spacing w:after="30" w:line="240"/>
+              <w:jc w:val="left"/>
+            </w:pPr>
+            <w:r>
+              <w:rPr>
+                <w:rFonts w:ascii="Times New Roman" w:cs="Times New Roman" w:eastAsia="Times New Roman" w:hAnsi="Times New Roman"/>
+                <w:sz w:val="20"/>
+                <w:szCs w:val="20"/>
               </w:rPr>
               <w:t xml:space="preserve">Личные лекарства (при необходимости) и записка о приёме</w:t>
             </w:r>
@@ -883,18 +943,18 @@
               <w:bottom w:type="dxa" w:w="50"/>
               <w:right w:type="dxa" w:w="90"/>
             </w:tcMar>
-            <w:vAlign w:val="center"/>
-          </w:tcPr>
-          <w:p>
-            <w:pPr>
-              <w:spacing w:after="20" w:line="252"/>
-              <w:jc w:val="left"/>
-            </w:pPr>
-            <w:r>
-              <w:rPr>
-                <w:rFonts w:ascii="Times New Roman" w:cs="Times New Roman" w:eastAsia="Times New Roman" w:hAnsi="Times New Roman"/>
-                <w:sz w:val="21"/>
-                <w:szCs w:val="21"/>
+            <w:vAlign w:val="top"/>
+          </w:tcPr>
+          <w:p>
+            <w:pPr>
+              <w:spacing w:after="30" w:line="240"/>
+              <w:jc w:val="left"/>
+            </w:pPr>
+            <w:r>
+              <w:rPr>
+                <w:rFonts w:ascii="Times New Roman" w:cs="Times New Roman" w:eastAsia="Times New Roman" w:hAnsi="Times New Roman"/>
+                <w:sz w:val="20"/>
+                <w:szCs w:val="20"/>
               </w:rPr>
               <w:t xml:space="preserve">сообщить медработнику; хранить по указанию медика</w:t>
             </w:r>
@@ -904,15 +964,9 @@
     </w:tbl>
     <w:p>
       <w:pPr>
-        <w:spacing w:after="100"/>
-      </w:pPr>
-    </w:p>
-    <w:p>
-      <w:pPr>
-        <w:pStyle w:val="Heading2"/>
         <w:keepNext/>
-        <w:spacing w:after="100" w:before="200"/>
-        <w:jc w:val="left"/>
+        <w:spacing w:after="120" w:before="240"/>
+        <w:jc w:val="center"/>
       </w:pPr>
       <w:r>
         <w:rPr>
@@ -963,20 +1017,21 @@
               <w:bottom w:type="dxa" w:w="50"/>
               <w:right w:type="dxa" w:w="90"/>
             </w:tcMar>
-            <w:vAlign w:val="center"/>
-          </w:tcPr>
-          <w:p>
-            <w:pPr>
-              <w:spacing w:after="20" w:line="252"/>
-              <w:jc w:val="center"/>
+            <w:vAlign w:val="top"/>
+          </w:tcPr>
+          <w:p>
+            <w:pPr>
+              <w:keepNext/>
+              <w:spacing w:after="30" w:line="240"/>
+              <w:jc w:val="left"/>
             </w:pPr>
             <w:r>
               <w:rPr>
                 <w:rFonts w:ascii="Times New Roman" w:cs="Times New Roman" w:eastAsia="Times New Roman" w:hAnsi="Times New Roman"/>
                 <w:b/>
                 <w:bCs/>
-                <w:sz w:val="21"/>
-                <w:szCs w:val="21"/>
+                <w:sz w:val="20"/>
+                <w:szCs w:val="20"/>
               </w:rPr>
               <w:t xml:space="preserve">✓</w:t>
             </w:r>
@@ -998,20 +1053,21 @@
               <w:bottom w:type="dxa" w:w="50"/>
               <w:right w:type="dxa" w:w="90"/>
             </w:tcMar>
-            <w:vAlign w:val="center"/>
-          </w:tcPr>
-          <w:p>
-            <w:pPr>
-              <w:spacing w:after="20" w:line="252"/>
-              <w:jc w:val="center"/>
+            <w:vAlign w:val="top"/>
+          </w:tcPr>
+          <w:p>
+            <w:pPr>
+              <w:keepNext/>
+              <w:spacing w:after="30" w:line="240"/>
+              <w:jc w:val="left"/>
             </w:pPr>
             <w:r>
               <w:rPr>
                 <w:rFonts w:ascii="Times New Roman" w:cs="Times New Roman" w:eastAsia="Times New Roman" w:hAnsi="Times New Roman"/>
                 <w:b/>
                 <w:bCs/>
-                <w:sz w:val="21"/>
-                <w:szCs w:val="21"/>
+                <w:sz w:val="20"/>
+                <w:szCs w:val="20"/>
               </w:rPr>
               <w:t xml:space="preserve">Что взять</w:t>
             </w:r>
@@ -1033,20 +1089,21 @@
               <w:bottom w:type="dxa" w:w="50"/>
               <w:right w:type="dxa" w:w="90"/>
             </w:tcMar>
-            <w:vAlign w:val="center"/>
-          </w:tcPr>
-          <w:p>
-            <w:pPr>
-              <w:spacing w:after="20" w:line="252"/>
-              <w:jc w:val="center"/>
+            <w:vAlign w:val="top"/>
+          </w:tcPr>
+          <w:p>
+            <w:pPr>
+              <w:keepNext/>
+              <w:spacing w:after="30" w:line="240"/>
+              <w:jc w:val="left"/>
             </w:pPr>
             <w:r>
               <w:rPr>
                 <w:rFonts w:ascii="Times New Roman" w:cs="Times New Roman" w:eastAsia="Times New Roman" w:hAnsi="Times New Roman"/>
                 <w:b/>
                 <w:bCs/>
-                <w:sz w:val="21"/>
-                <w:szCs w:val="21"/>
+                <w:sz w:val="20"/>
+                <w:szCs w:val="20"/>
               </w:rPr>
               <w:t xml:space="preserve">Примечание</w:t>
             </w:r>
@@ -1072,18 +1129,18 @@
               <w:bottom w:type="dxa" w:w="50"/>
               <w:right w:type="dxa" w:w="90"/>
             </w:tcMar>
-            <w:vAlign w:val="center"/>
-          </w:tcPr>
-          <w:p>
-            <w:pPr>
-              <w:spacing w:after="20" w:line="252"/>
-              <w:jc w:val="1"/>
-            </w:pPr>
-            <w:r>
-              <w:rPr>
-                <w:rFonts w:ascii="Times New Roman" w:cs="Times New Roman" w:eastAsia="Times New Roman" w:hAnsi="Times New Roman"/>
-                <w:sz w:val="21"/>
-                <w:szCs w:val="21"/>
+            <w:vAlign w:val="top"/>
+          </w:tcPr>
+          <w:p>
+            <w:pPr>
+              <w:spacing w:after="30" w:line="240"/>
+              <w:jc w:val="left"/>
+            </w:pPr>
+            <w:r>
+              <w:rPr>
+                <w:rFonts w:ascii="Times New Roman" w:cs="Times New Roman" w:eastAsia="Times New Roman" w:hAnsi="Times New Roman"/>
+                <w:sz w:val="20"/>
+                <w:szCs w:val="20"/>
               </w:rPr>
               <w:t xml:space="preserve">☐</w:t>
             </w:r>
@@ -1104,18 +1161,18 @@
               <w:bottom w:type="dxa" w:w="50"/>
               <w:right w:type="dxa" w:w="90"/>
             </w:tcMar>
-            <w:vAlign w:val="center"/>
-          </w:tcPr>
-          <w:p>
-            <w:pPr>
-              <w:spacing w:after="20" w:line="252"/>
-              <w:jc w:val="left"/>
-            </w:pPr>
-            <w:r>
-              <w:rPr>
-                <w:rFonts w:ascii="Times New Roman" w:cs="Times New Roman" w:eastAsia="Times New Roman" w:hAnsi="Times New Roman"/>
-                <w:sz w:val="21"/>
-                <w:szCs w:val="21"/>
+            <w:vAlign w:val="top"/>
+          </w:tcPr>
+          <w:p>
+            <w:pPr>
+              <w:spacing w:after="30" w:line="240"/>
+              <w:jc w:val="left"/>
+            </w:pPr>
+            <w:r>
+              <w:rPr>
+                <w:rFonts w:ascii="Times New Roman" w:cs="Times New Roman" w:eastAsia="Times New Roman" w:hAnsi="Times New Roman"/>
+                <w:sz w:val="20"/>
+                <w:szCs w:val="20"/>
               </w:rPr>
               <w:t xml:space="preserve">Тёплая непромокаемая куртка</w:t>
             </w:r>
@@ -1136,18 +1193,18 @@
               <w:bottom w:type="dxa" w:w="50"/>
               <w:right w:type="dxa" w:w="90"/>
             </w:tcMar>
-            <w:vAlign w:val="center"/>
-          </w:tcPr>
-          <w:p>
-            <w:pPr>
-              <w:spacing w:after="20" w:line="252"/>
-              <w:jc w:val="left"/>
-            </w:pPr>
-            <w:r>
-              <w:rPr>
-                <w:rFonts w:ascii="Times New Roman" w:cs="Times New Roman" w:eastAsia="Times New Roman" w:hAnsi="Times New Roman"/>
-                <w:sz w:val="21"/>
-                <w:szCs w:val="21"/>
+            <w:vAlign w:val="top"/>
+          </w:tcPr>
+          <w:p>
+            <w:pPr>
+              <w:spacing w:after="30" w:line="240"/>
+              <w:jc w:val="left"/>
+            </w:pPr>
+            <w:r>
+              <w:rPr>
+                <w:rFonts w:ascii="Times New Roman" w:cs="Times New Roman" w:eastAsia="Times New Roman" w:hAnsi="Times New Roman"/>
+                <w:sz w:val="20"/>
+                <w:szCs w:val="20"/>
               </w:rPr>
               <w:t xml:space="preserve">без ярких надписей; удобна для занятий на улице</w:t>
             </w:r>
@@ -1173,18 +1230,18 @@
               <w:bottom w:type="dxa" w:w="50"/>
               <w:right w:type="dxa" w:w="90"/>
             </w:tcMar>
-            <w:vAlign w:val="center"/>
-          </w:tcPr>
-          <w:p>
-            <w:pPr>
-              <w:spacing w:after="20" w:line="252"/>
-              <w:jc w:val="1"/>
-            </w:pPr>
-            <w:r>
-              <w:rPr>
-                <w:rFonts w:ascii="Times New Roman" w:cs="Times New Roman" w:eastAsia="Times New Roman" w:hAnsi="Times New Roman"/>
-                <w:sz w:val="21"/>
-                <w:szCs w:val="21"/>
+            <w:vAlign w:val="top"/>
+          </w:tcPr>
+          <w:p>
+            <w:pPr>
+              <w:spacing w:after="30" w:line="240"/>
+              <w:jc w:val="left"/>
+            </w:pPr>
+            <w:r>
+              <w:rPr>
+                <w:rFonts w:ascii="Times New Roman" w:cs="Times New Roman" w:eastAsia="Times New Roman" w:hAnsi="Times New Roman"/>
+                <w:sz w:val="20"/>
+                <w:szCs w:val="20"/>
               </w:rPr>
               <w:t xml:space="preserve">☐</w:t>
             </w:r>
@@ -1205,18 +1262,18 @@
               <w:bottom w:type="dxa" w:w="50"/>
               <w:right w:type="dxa" w:w="90"/>
             </w:tcMar>
-            <w:vAlign w:val="center"/>
-          </w:tcPr>
-          <w:p>
-            <w:pPr>
-              <w:spacing w:after="20" w:line="252"/>
-              <w:jc w:val="left"/>
-            </w:pPr>
-            <w:r>
-              <w:rPr>
-                <w:rFonts w:ascii="Times New Roman" w:cs="Times New Roman" w:eastAsia="Times New Roman" w:hAnsi="Times New Roman"/>
-                <w:sz w:val="21"/>
-                <w:szCs w:val="21"/>
+            <w:vAlign w:val="top"/>
+          </w:tcPr>
+          <w:p>
+            <w:pPr>
+              <w:spacing w:after="30" w:line="240"/>
+              <w:jc w:val="left"/>
+            </w:pPr>
+            <w:r>
+              <w:rPr>
+                <w:rFonts w:ascii="Times New Roman" w:cs="Times New Roman" w:eastAsia="Times New Roman" w:hAnsi="Times New Roman"/>
+                <w:sz w:val="20"/>
+                <w:szCs w:val="20"/>
               </w:rPr>
               <w:t xml:space="preserve">Спортивный костюм или удобные брюки (2 комплекта)</w:t>
             </w:r>
@@ -1237,18 +1294,18 @@
               <w:bottom w:type="dxa" w:w="50"/>
               <w:right w:type="dxa" w:w="90"/>
             </w:tcMar>
-            <w:vAlign w:val="center"/>
-          </w:tcPr>
-          <w:p>
-            <w:pPr>
-              <w:spacing w:after="20" w:line="252"/>
-              <w:jc w:val="left"/>
-            </w:pPr>
-            <w:r>
-              <w:rPr>
-                <w:rFonts w:ascii="Times New Roman" w:cs="Times New Roman" w:eastAsia="Times New Roman" w:hAnsi="Times New Roman"/>
-                <w:sz w:val="21"/>
-                <w:szCs w:val="21"/>
+            <w:vAlign w:val="top"/>
+          </w:tcPr>
+          <w:p>
+            <w:pPr>
+              <w:spacing w:after="30" w:line="240"/>
+              <w:jc w:val="left"/>
+            </w:pPr>
+            <w:r>
+              <w:rPr>
+                <w:rFonts w:ascii="Times New Roman" w:cs="Times New Roman" w:eastAsia="Times New Roman" w:hAnsi="Times New Roman"/>
+                <w:sz w:val="20"/>
+                <w:szCs w:val="20"/>
               </w:rPr>
               <w:t xml:space="preserve">не стесняющие движений</w:t>
             </w:r>
@@ -1274,18 +1331,18 @@
               <w:bottom w:type="dxa" w:w="50"/>
               <w:right w:type="dxa" w:w="90"/>
             </w:tcMar>
-            <w:vAlign w:val="center"/>
-          </w:tcPr>
-          <w:p>
-            <w:pPr>
-              <w:spacing w:after="20" w:line="252"/>
-              <w:jc w:val="1"/>
-            </w:pPr>
-            <w:r>
-              <w:rPr>
-                <w:rFonts w:ascii="Times New Roman" w:cs="Times New Roman" w:eastAsia="Times New Roman" w:hAnsi="Times New Roman"/>
-                <w:sz w:val="21"/>
-                <w:szCs w:val="21"/>
+            <w:vAlign w:val="top"/>
+          </w:tcPr>
+          <w:p>
+            <w:pPr>
+              <w:spacing w:after="30" w:line="240"/>
+              <w:jc w:val="left"/>
+            </w:pPr>
+            <w:r>
+              <w:rPr>
+                <w:rFonts w:ascii="Times New Roman" w:cs="Times New Roman" w:eastAsia="Times New Roman" w:hAnsi="Times New Roman"/>
+                <w:sz w:val="20"/>
+                <w:szCs w:val="20"/>
               </w:rPr>
               <w:t xml:space="preserve">☐</w:t>
             </w:r>
@@ -1306,18 +1363,18 @@
               <w:bottom w:type="dxa" w:w="50"/>
               <w:right w:type="dxa" w:w="90"/>
             </w:tcMar>
-            <w:vAlign w:val="center"/>
-          </w:tcPr>
-          <w:p>
-            <w:pPr>
-              <w:spacing w:after="20" w:line="252"/>
-              <w:jc w:val="left"/>
-            </w:pPr>
-            <w:r>
-              <w:rPr>
-                <w:rFonts w:ascii="Times New Roman" w:cs="Times New Roman" w:eastAsia="Times New Roman" w:hAnsi="Times New Roman"/>
-                <w:sz w:val="21"/>
-                <w:szCs w:val="21"/>
+            <w:vAlign w:val="top"/>
+          </w:tcPr>
+          <w:p>
+            <w:pPr>
+              <w:spacing w:after="30" w:line="240"/>
+              <w:jc w:val="left"/>
+            </w:pPr>
+            <w:r>
+              <w:rPr>
+                <w:rFonts w:ascii="Times New Roman" w:cs="Times New Roman" w:eastAsia="Times New Roman" w:hAnsi="Times New Roman"/>
+                <w:sz w:val="20"/>
+                <w:szCs w:val="20"/>
               </w:rPr>
               <w:t xml:space="preserve">Термобельё или тёплое бельё</w:t>
             </w:r>
@@ -1338,18 +1395,18 @@
               <w:bottom w:type="dxa" w:w="50"/>
               <w:right w:type="dxa" w:w="90"/>
             </w:tcMar>
-            <w:vAlign w:val="center"/>
-          </w:tcPr>
-          <w:p>
-            <w:pPr>
-              <w:spacing w:after="20" w:line="252"/>
-              <w:jc w:val="left"/>
-            </w:pPr>
-            <w:r>
-              <w:rPr>
-                <w:rFonts w:ascii="Times New Roman" w:cs="Times New Roman" w:eastAsia="Times New Roman" w:hAnsi="Times New Roman"/>
-                <w:sz w:val="21"/>
-                <w:szCs w:val="21"/>
+            <w:vAlign w:val="top"/>
+          </w:tcPr>
+          <w:p>
+            <w:pPr>
+              <w:spacing w:after="30" w:line="240"/>
+              <w:jc w:val="left"/>
+            </w:pPr>
+            <w:r>
+              <w:rPr>
+                <w:rFonts w:ascii="Times New Roman" w:cs="Times New Roman" w:eastAsia="Times New Roman" w:hAnsi="Times New Roman"/>
+                <w:sz w:val="20"/>
+                <w:szCs w:val="20"/>
               </w:rPr>
               <w:t xml:space="preserve">комплект на каждый день</w:t>
             </w:r>
@@ -1375,18 +1432,18 @@
               <w:bottom w:type="dxa" w:w="50"/>
               <w:right w:type="dxa" w:w="90"/>
             </w:tcMar>
-            <w:vAlign w:val="center"/>
-          </w:tcPr>
-          <w:p>
-            <w:pPr>
-              <w:spacing w:after="20" w:line="252"/>
-              <w:jc w:val="1"/>
-            </w:pPr>
-            <w:r>
-              <w:rPr>
-                <w:rFonts w:ascii="Times New Roman" w:cs="Times New Roman" w:eastAsia="Times New Roman" w:hAnsi="Times New Roman"/>
-                <w:sz w:val="21"/>
-                <w:szCs w:val="21"/>
+            <w:vAlign w:val="top"/>
+          </w:tcPr>
+          <w:p>
+            <w:pPr>
+              <w:spacing w:after="30" w:line="240"/>
+              <w:jc w:val="left"/>
+            </w:pPr>
+            <w:r>
+              <w:rPr>
+                <w:rFonts w:ascii="Times New Roman" w:cs="Times New Roman" w:eastAsia="Times New Roman" w:hAnsi="Times New Roman"/>
+                <w:sz w:val="20"/>
+                <w:szCs w:val="20"/>
               </w:rPr>
               <w:t xml:space="preserve">☐</w:t>
             </w:r>
@@ -1407,18 +1464,18 @@
               <w:bottom w:type="dxa" w:w="50"/>
               <w:right w:type="dxa" w:w="90"/>
             </w:tcMar>
-            <w:vAlign w:val="center"/>
-          </w:tcPr>
-          <w:p>
-            <w:pPr>
-              <w:spacing w:after="20" w:line="252"/>
-              <w:jc w:val="left"/>
-            </w:pPr>
-            <w:r>
-              <w:rPr>
-                <w:rFonts w:ascii="Times New Roman" w:cs="Times New Roman" w:eastAsia="Times New Roman" w:hAnsi="Times New Roman"/>
-                <w:sz w:val="21"/>
-                <w:szCs w:val="21"/>
+            <w:vAlign w:val="top"/>
+          </w:tcPr>
+          <w:p>
+            <w:pPr>
+              <w:spacing w:after="30" w:line="240"/>
+              <w:jc w:val="left"/>
+            </w:pPr>
+            <w:r>
+              <w:rPr>
+                <w:rFonts w:ascii="Times New Roman" w:cs="Times New Roman" w:eastAsia="Times New Roman" w:hAnsi="Times New Roman"/>
+                <w:sz w:val="20"/>
+                <w:szCs w:val="20"/>
               </w:rPr>
               <w:t xml:space="preserve">Свитер или флисовая кофта</w:t>
             </w:r>
@@ -1439,13 +1496,21 @@
               <w:bottom w:type="dxa" w:w="50"/>
               <w:right w:type="dxa" w:w="90"/>
             </w:tcMar>
-            <w:vAlign w:val="center"/>
-          </w:tcPr>
-          <w:p>
-            <w:pPr>
-              <w:spacing w:after="20" w:line="252"/>
-              <w:jc w:val="left"/>
-            </w:pPr>
+            <w:vAlign w:val="top"/>
+          </w:tcPr>
+          <w:p>
+            <w:pPr>
+              <w:spacing w:after="30" w:line="240"/>
+              <w:jc w:val="left"/>
+            </w:pPr>
+            <w:r>
+              <w:rPr>
+                <w:rFonts w:ascii="Times New Roman" w:cs="Times New Roman" w:eastAsia="Times New Roman" w:hAnsi="Times New Roman"/>
+                <w:sz w:val="20"/>
+                <w:szCs w:val="20"/>
+              </w:rPr>
+              <w:t xml:space="preserve"/>
+            </w:r>
           </w:p>
         </w:tc>
       </w:tr>
@@ -1468,18 +1533,18 @@
               <w:bottom w:type="dxa" w:w="50"/>
               <w:right w:type="dxa" w:w="90"/>
             </w:tcMar>
-            <w:vAlign w:val="center"/>
-          </w:tcPr>
-          <w:p>
-            <w:pPr>
-              <w:spacing w:after="20" w:line="252"/>
-              <w:jc w:val="1"/>
-            </w:pPr>
-            <w:r>
-              <w:rPr>
-                <w:rFonts w:ascii="Times New Roman" w:cs="Times New Roman" w:eastAsia="Times New Roman" w:hAnsi="Times New Roman"/>
-                <w:sz w:val="21"/>
-                <w:szCs w:val="21"/>
+            <w:vAlign w:val="top"/>
+          </w:tcPr>
+          <w:p>
+            <w:pPr>
+              <w:spacing w:after="30" w:line="240"/>
+              <w:jc w:val="left"/>
+            </w:pPr>
+            <w:r>
+              <w:rPr>
+                <w:rFonts w:ascii="Times New Roman" w:cs="Times New Roman" w:eastAsia="Times New Roman" w:hAnsi="Times New Roman"/>
+                <w:sz w:val="20"/>
+                <w:szCs w:val="20"/>
               </w:rPr>
               <w:t xml:space="preserve">☐</w:t>
             </w:r>
@@ -1500,18 +1565,18 @@
               <w:bottom w:type="dxa" w:w="50"/>
               <w:right w:type="dxa" w:w="90"/>
             </w:tcMar>
-            <w:vAlign w:val="center"/>
-          </w:tcPr>
-          <w:p>
-            <w:pPr>
-              <w:spacing w:after="20" w:line="252"/>
-              <w:jc w:val="left"/>
-            </w:pPr>
-            <w:r>
-              <w:rPr>
-                <w:rFonts w:ascii="Times New Roman" w:cs="Times New Roman" w:eastAsia="Times New Roman" w:hAnsi="Times New Roman"/>
-                <w:sz w:val="21"/>
-                <w:szCs w:val="21"/>
+            <w:vAlign w:val="top"/>
+          </w:tcPr>
+          <w:p>
+            <w:pPr>
+              <w:spacing w:after="30" w:line="240"/>
+              <w:jc w:val="left"/>
+            </w:pPr>
+            <w:r>
+              <w:rPr>
+                <w:rFonts w:ascii="Times New Roman" w:cs="Times New Roman" w:eastAsia="Times New Roman" w:hAnsi="Times New Roman"/>
+                <w:sz w:val="20"/>
+                <w:szCs w:val="20"/>
               </w:rPr>
               <w:t xml:space="preserve">Шапка, перчатки, шарф</w:t>
             </w:r>
@@ -1532,18 +1597,18 @@
               <w:bottom w:type="dxa" w:w="50"/>
               <w:right w:type="dxa" w:w="90"/>
             </w:tcMar>
-            <w:vAlign w:val="center"/>
-          </w:tcPr>
-          <w:p>
-            <w:pPr>
-              <w:spacing w:after="20" w:line="252"/>
-              <w:jc w:val="left"/>
-            </w:pPr>
-            <w:r>
-              <w:rPr>
-                <w:rFonts w:ascii="Times New Roman" w:cs="Times New Roman" w:eastAsia="Times New Roman" w:hAnsi="Times New Roman"/>
-                <w:sz w:val="21"/>
-                <w:szCs w:val="21"/>
+            <w:vAlign w:val="top"/>
+          </w:tcPr>
+          <w:p>
+            <w:pPr>
+              <w:spacing w:after="30" w:line="240"/>
+              <w:jc w:val="left"/>
+            </w:pPr>
+            <w:r>
+              <w:rPr>
+                <w:rFonts w:ascii="Times New Roman" w:cs="Times New Roman" w:eastAsia="Times New Roman" w:hAnsi="Times New Roman"/>
+                <w:sz w:val="20"/>
+                <w:szCs w:val="20"/>
               </w:rPr>
               <w:t xml:space="preserve">на случай холода</w:t>
             </w:r>
@@ -1569,18 +1634,18 @@
               <w:bottom w:type="dxa" w:w="50"/>
               <w:right w:type="dxa" w:w="90"/>
             </w:tcMar>
-            <w:vAlign w:val="center"/>
-          </w:tcPr>
-          <w:p>
-            <w:pPr>
-              <w:spacing w:after="20" w:line="252"/>
-              <w:jc w:val="1"/>
-            </w:pPr>
-            <w:r>
-              <w:rPr>
-                <w:rFonts w:ascii="Times New Roman" w:cs="Times New Roman" w:eastAsia="Times New Roman" w:hAnsi="Times New Roman"/>
-                <w:sz w:val="21"/>
-                <w:szCs w:val="21"/>
+            <w:vAlign w:val="top"/>
+          </w:tcPr>
+          <w:p>
+            <w:pPr>
+              <w:spacing w:after="30" w:line="240"/>
+              <w:jc w:val="left"/>
+            </w:pPr>
+            <w:r>
+              <w:rPr>
+                <w:rFonts w:ascii="Times New Roman" w:cs="Times New Roman" w:eastAsia="Times New Roman" w:hAnsi="Times New Roman"/>
+                <w:sz w:val="20"/>
+                <w:szCs w:val="20"/>
               </w:rPr>
               <w:t xml:space="preserve">☐</w:t>
             </w:r>
@@ -1601,18 +1666,18 @@
               <w:bottom w:type="dxa" w:w="50"/>
               <w:right w:type="dxa" w:w="90"/>
             </w:tcMar>
-            <w:vAlign w:val="center"/>
-          </w:tcPr>
-          <w:p>
-            <w:pPr>
-              <w:spacing w:after="20" w:line="252"/>
-              <w:jc w:val="left"/>
-            </w:pPr>
-            <w:r>
-              <w:rPr>
-                <w:rFonts w:ascii="Times New Roman" w:cs="Times New Roman" w:eastAsia="Times New Roman" w:hAnsi="Times New Roman"/>
-                <w:sz w:val="21"/>
-                <w:szCs w:val="21"/>
+            <w:vAlign w:val="top"/>
+          </w:tcPr>
+          <w:p>
+            <w:pPr>
+              <w:spacing w:after="30" w:line="240"/>
+              <w:jc w:val="left"/>
+            </w:pPr>
+            <w:r>
+              <w:rPr>
+                <w:rFonts w:ascii="Times New Roman" w:cs="Times New Roman" w:eastAsia="Times New Roman" w:hAnsi="Times New Roman"/>
+                <w:sz w:val="20"/>
+                <w:szCs w:val="20"/>
               </w:rPr>
               <w:t xml:space="preserve">Носки тёплые и хлопковые (не менее 5 пар)</w:t>
             </w:r>
@@ -1633,13 +1698,21 @@
               <w:bottom w:type="dxa" w:w="50"/>
               <w:right w:type="dxa" w:w="90"/>
             </w:tcMar>
-            <w:vAlign w:val="center"/>
-          </w:tcPr>
-          <w:p>
-            <w:pPr>
-              <w:spacing w:after="20" w:line="252"/>
-              <w:jc w:val="left"/>
-            </w:pPr>
+            <w:vAlign w:val="top"/>
+          </w:tcPr>
+          <w:p>
+            <w:pPr>
+              <w:spacing w:after="30" w:line="240"/>
+              <w:jc w:val="left"/>
+            </w:pPr>
+            <w:r>
+              <w:rPr>
+                <w:rFonts w:ascii="Times New Roman" w:cs="Times New Roman" w:eastAsia="Times New Roman" w:hAnsi="Times New Roman"/>
+                <w:sz w:val="20"/>
+                <w:szCs w:val="20"/>
+              </w:rPr>
+              <w:t xml:space="preserve"/>
+            </w:r>
           </w:p>
         </w:tc>
       </w:tr>
@@ -1662,18 +1735,18 @@
               <w:bottom w:type="dxa" w:w="50"/>
               <w:right w:type="dxa" w:w="90"/>
             </w:tcMar>
-            <w:vAlign w:val="center"/>
-          </w:tcPr>
-          <w:p>
-            <w:pPr>
-              <w:spacing w:after="20" w:line="252"/>
-              <w:jc w:val="1"/>
-            </w:pPr>
-            <w:r>
-              <w:rPr>
-                <w:rFonts w:ascii="Times New Roman" w:cs="Times New Roman" w:eastAsia="Times New Roman" w:hAnsi="Times New Roman"/>
-                <w:sz w:val="21"/>
-                <w:szCs w:val="21"/>
+            <w:vAlign w:val="top"/>
+          </w:tcPr>
+          <w:p>
+            <w:pPr>
+              <w:spacing w:after="30" w:line="240"/>
+              <w:jc w:val="left"/>
+            </w:pPr>
+            <w:r>
+              <w:rPr>
+                <w:rFonts w:ascii="Times New Roman" w:cs="Times New Roman" w:eastAsia="Times New Roman" w:hAnsi="Times New Roman"/>
+                <w:sz w:val="20"/>
+                <w:szCs w:val="20"/>
               </w:rPr>
               <w:t xml:space="preserve">☐</w:t>
             </w:r>
@@ -1694,18 +1767,18 @@
               <w:bottom w:type="dxa" w:w="50"/>
               <w:right w:type="dxa" w:w="90"/>
             </w:tcMar>
-            <w:vAlign w:val="center"/>
-          </w:tcPr>
-          <w:p>
-            <w:pPr>
-              <w:spacing w:after="20" w:line="252"/>
-              <w:jc w:val="left"/>
-            </w:pPr>
-            <w:r>
-              <w:rPr>
-                <w:rFonts w:ascii="Times New Roman" w:cs="Times New Roman" w:eastAsia="Times New Roman" w:hAnsi="Times New Roman"/>
-                <w:sz w:val="21"/>
-                <w:szCs w:val="21"/>
+            <w:vAlign w:val="top"/>
+          </w:tcPr>
+          <w:p>
+            <w:pPr>
+              <w:spacing w:after="30" w:line="240"/>
+              <w:jc w:val="left"/>
+            </w:pPr>
+            <w:r>
+              <w:rPr>
+                <w:rFonts w:ascii="Times New Roman" w:cs="Times New Roman" w:eastAsia="Times New Roman" w:hAnsi="Times New Roman"/>
+                <w:sz w:val="20"/>
+                <w:szCs w:val="20"/>
               </w:rPr>
               <w:t xml:space="preserve">Удобная прочная обувь для улицы (берцы, ботинки, кроссовки)</w:t>
             </w:r>
@@ -1726,18 +1799,18 @@
               <w:bottom w:type="dxa" w:w="50"/>
               <w:right w:type="dxa" w:w="90"/>
             </w:tcMar>
-            <w:vAlign w:val="center"/>
-          </w:tcPr>
-          <w:p>
-            <w:pPr>
-              <w:spacing w:after="20" w:line="252"/>
-              <w:jc w:val="left"/>
-            </w:pPr>
-            <w:r>
-              <w:rPr>
-                <w:rFonts w:ascii="Times New Roman" w:cs="Times New Roman" w:eastAsia="Times New Roman" w:hAnsi="Times New Roman"/>
-                <w:sz w:val="21"/>
-                <w:szCs w:val="21"/>
+            <w:vAlign w:val="top"/>
+          </w:tcPr>
+          <w:p>
+            <w:pPr>
+              <w:spacing w:after="30" w:line="240"/>
+              <w:jc w:val="left"/>
+            </w:pPr>
+            <w:r>
+              <w:rPr>
+                <w:rFonts w:ascii="Times New Roman" w:cs="Times New Roman" w:eastAsia="Times New Roman" w:hAnsi="Times New Roman"/>
+                <w:sz w:val="20"/>
+                <w:szCs w:val="20"/>
               </w:rPr>
               <w:t xml:space="preserve">разношенная, непромокаемая</w:t>
             </w:r>
@@ -1763,18 +1836,18 @@
               <w:bottom w:type="dxa" w:w="50"/>
               <w:right w:type="dxa" w:w="90"/>
             </w:tcMar>
-            <w:vAlign w:val="center"/>
-          </w:tcPr>
-          <w:p>
-            <w:pPr>
-              <w:spacing w:after="20" w:line="252"/>
-              <w:jc w:val="1"/>
-            </w:pPr>
-            <w:r>
-              <w:rPr>
-                <w:rFonts w:ascii="Times New Roman" w:cs="Times New Roman" w:eastAsia="Times New Roman" w:hAnsi="Times New Roman"/>
-                <w:sz w:val="21"/>
-                <w:szCs w:val="21"/>
+            <w:vAlign w:val="top"/>
+          </w:tcPr>
+          <w:p>
+            <w:pPr>
+              <w:spacing w:after="30" w:line="240"/>
+              <w:jc w:val="left"/>
+            </w:pPr>
+            <w:r>
+              <w:rPr>
+                <w:rFonts w:ascii="Times New Roman" w:cs="Times New Roman" w:eastAsia="Times New Roman" w:hAnsi="Times New Roman"/>
+                <w:sz w:val="20"/>
+                <w:szCs w:val="20"/>
               </w:rPr>
               <w:t xml:space="preserve">☐</w:t>
             </w:r>
@@ -1795,18 +1868,18 @@
               <w:bottom w:type="dxa" w:w="50"/>
               <w:right w:type="dxa" w:w="90"/>
             </w:tcMar>
-            <w:vAlign w:val="center"/>
-          </w:tcPr>
-          <w:p>
-            <w:pPr>
-              <w:spacing w:after="20" w:line="252"/>
-              <w:jc w:val="left"/>
-            </w:pPr>
-            <w:r>
-              <w:rPr>
-                <w:rFonts w:ascii="Times New Roman" w:cs="Times New Roman" w:eastAsia="Times New Roman" w:hAnsi="Times New Roman"/>
-                <w:sz w:val="21"/>
-                <w:szCs w:val="21"/>
+            <w:vAlign w:val="top"/>
+          </w:tcPr>
+          <w:p>
+            <w:pPr>
+              <w:spacing w:after="30" w:line="240"/>
+              <w:jc w:val="left"/>
+            </w:pPr>
+            <w:r>
+              <w:rPr>
+                <w:rFonts w:ascii="Times New Roman" w:cs="Times New Roman" w:eastAsia="Times New Roman" w:hAnsi="Times New Roman"/>
+                <w:sz w:val="20"/>
+                <w:szCs w:val="20"/>
               </w:rPr>
               <w:t xml:space="preserve">Сменная обувь для помещений (сланцы, лёгкие кроссовки)</w:t>
             </w:r>
@@ -1827,13 +1900,21 @@
               <w:bottom w:type="dxa" w:w="50"/>
               <w:right w:type="dxa" w:w="90"/>
             </w:tcMar>
-            <w:vAlign w:val="center"/>
-          </w:tcPr>
-          <w:p>
-            <w:pPr>
-              <w:spacing w:after="20" w:line="252"/>
-              <w:jc w:val="left"/>
-            </w:pPr>
+            <w:vAlign w:val="top"/>
+          </w:tcPr>
+          <w:p>
+            <w:pPr>
+              <w:spacing w:after="30" w:line="240"/>
+              <w:jc w:val="left"/>
+            </w:pPr>
+            <w:r>
+              <w:rPr>
+                <w:rFonts w:ascii="Times New Roman" w:cs="Times New Roman" w:eastAsia="Times New Roman" w:hAnsi="Times New Roman"/>
+                <w:sz w:val="20"/>
+                <w:szCs w:val="20"/>
+              </w:rPr>
+              <w:t xml:space="preserve"/>
+            </w:r>
           </w:p>
         </w:tc>
       </w:tr>
@@ -1856,18 +1937,18 @@
               <w:bottom w:type="dxa" w:w="50"/>
               <w:right w:type="dxa" w:w="90"/>
             </w:tcMar>
-            <w:vAlign w:val="center"/>
-          </w:tcPr>
-          <w:p>
-            <w:pPr>
-              <w:spacing w:after="20" w:line="252"/>
-              <w:jc w:val="1"/>
-            </w:pPr>
-            <w:r>
-              <w:rPr>
-                <w:rFonts w:ascii="Times New Roman" w:cs="Times New Roman" w:eastAsia="Times New Roman" w:hAnsi="Times New Roman"/>
-                <w:sz w:val="21"/>
-                <w:szCs w:val="21"/>
+            <w:vAlign w:val="top"/>
+          </w:tcPr>
+          <w:p>
+            <w:pPr>
+              <w:spacing w:after="30" w:line="240"/>
+              <w:jc w:val="left"/>
+            </w:pPr>
+            <w:r>
+              <w:rPr>
+                <w:rFonts w:ascii="Times New Roman" w:cs="Times New Roman" w:eastAsia="Times New Roman" w:hAnsi="Times New Roman"/>
+                <w:sz w:val="20"/>
+                <w:szCs w:val="20"/>
               </w:rPr>
               <w:t xml:space="preserve">☐</w:t>
             </w:r>
@@ -1888,18 +1969,119 @@
               <w:bottom w:type="dxa" w:w="50"/>
               <w:right w:type="dxa" w:w="90"/>
             </w:tcMar>
-            <w:vAlign w:val="center"/>
-          </w:tcPr>
-          <w:p>
-            <w:pPr>
-              <w:spacing w:after="20" w:line="252"/>
-              <w:jc w:val="left"/>
-            </w:pPr>
-            <w:r>
-              <w:rPr>
-                <w:rFonts w:ascii="Times New Roman" w:cs="Times New Roman" w:eastAsia="Times New Roman" w:hAnsi="Times New Roman"/>
-                <w:sz w:val="21"/>
-                <w:szCs w:val="21"/>
+            <w:vAlign w:val="top"/>
+          </w:tcPr>
+          <w:p>
+            <w:pPr>
+              <w:spacing w:after="30" w:line="240"/>
+              <w:jc w:val="left"/>
+            </w:pPr>
+            <w:r>
+              <w:rPr>
+                <w:rFonts w:ascii="Times New Roman" w:cs="Times New Roman" w:eastAsia="Times New Roman" w:hAnsi="Times New Roman"/>
+                <w:sz w:val="20"/>
+                <w:szCs w:val="20"/>
+              </w:rPr>
+              <w:t xml:space="preserve">Спортивная форма и кроссовки для зарядки и кросса</w:t>
+            </w:r>
+          </w:p>
+        </w:tc>
+        <w:tc>
+          <w:tcPr>
+            <w:tcW w:type="dxa" w:w="3638"/>
+            <w:tcBorders>
+              <w:top w:val="single" w:color="808080" w:sz="4"/>
+              <w:left w:val="single" w:color="808080" w:sz="4"/>
+              <w:bottom w:val="single" w:color="808080" w:sz="4"/>
+              <w:right w:val="single" w:color="808080" w:sz="4"/>
+            </w:tcBorders>
+            <w:tcMar>
+              <w:top w:type="dxa" w:w="50"/>
+              <w:left w:type="dxa" w:w="90"/>
+              <w:bottom w:type="dxa" w:w="50"/>
+              <w:right w:type="dxa" w:w="90"/>
+            </w:tcMar>
+            <w:vAlign w:val="top"/>
+          </w:tcPr>
+          <w:p>
+            <w:pPr>
+              <w:spacing w:after="30" w:line="240"/>
+              <w:jc w:val="left"/>
+            </w:pPr>
+            <w:r>
+              <w:rPr>
+                <w:rFonts w:ascii="Times New Roman" w:cs="Times New Roman" w:eastAsia="Times New Roman" w:hAnsi="Times New Roman"/>
+                <w:sz w:val="20"/>
+                <w:szCs w:val="20"/>
+              </w:rPr>
+              <w:t xml:space="preserve">для физической подготовки</w:t>
+            </w:r>
+          </w:p>
+        </w:tc>
+      </w:tr>
+      <w:tr>
+        <w:trPr>
+          <w:cantSplit/>
+        </w:trPr>
+        <w:tc>
+          <w:tcPr>
+            <w:tcW w:type="dxa" w:w="600"/>
+            <w:tcBorders>
+              <w:top w:val="single" w:color="808080" w:sz="4"/>
+              <w:left w:val="single" w:color="808080" w:sz="4"/>
+              <w:bottom w:val="single" w:color="808080" w:sz="4"/>
+              <w:right w:val="single" w:color="808080" w:sz="4"/>
+            </w:tcBorders>
+            <w:tcMar>
+              <w:top w:type="dxa" w:w="50"/>
+              <w:left w:type="dxa" w:w="90"/>
+              <w:bottom w:type="dxa" w:w="50"/>
+              <w:right w:type="dxa" w:w="90"/>
+            </w:tcMar>
+            <w:vAlign w:val="top"/>
+          </w:tcPr>
+          <w:p>
+            <w:pPr>
+              <w:spacing w:after="30" w:line="240"/>
+              <w:jc w:val="left"/>
+            </w:pPr>
+            <w:r>
+              <w:rPr>
+                <w:rFonts w:ascii="Times New Roman" w:cs="Times New Roman" w:eastAsia="Times New Roman" w:hAnsi="Times New Roman"/>
+                <w:sz w:val="20"/>
+                <w:szCs w:val="20"/>
+              </w:rPr>
+              <w:t xml:space="preserve">☐</w:t>
+            </w:r>
+          </w:p>
+        </w:tc>
+        <w:tc>
+          <w:tcPr>
+            <w:tcW w:type="dxa" w:w="5400"/>
+            <w:tcBorders>
+              <w:top w:val="single" w:color="808080" w:sz="4"/>
+              <w:left w:val="single" w:color="808080" w:sz="4"/>
+              <w:bottom w:val="single" w:color="808080" w:sz="4"/>
+              <w:right w:val="single" w:color="808080" w:sz="4"/>
+            </w:tcBorders>
+            <w:tcMar>
+              <w:top w:type="dxa" w:w="50"/>
+              <w:left w:type="dxa" w:w="90"/>
+              <w:bottom w:type="dxa" w:w="50"/>
+              <w:right w:type="dxa" w:w="90"/>
+            </w:tcMar>
+            <w:vAlign w:val="top"/>
+          </w:tcPr>
+          <w:p>
+            <w:pPr>
+              <w:spacing w:after="30" w:line="240"/>
+              <w:jc w:val="left"/>
+            </w:pPr>
+            <w:r>
+              <w:rPr>
+                <w:rFonts w:ascii="Times New Roman" w:cs="Times New Roman" w:eastAsia="Times New Roman" w:hAnsi="Times New Roman"/>
+                <w:sz w:val="20"/>
+                <w:szCs w:val="20"/>
               </w:rPr>
               <w:t xml:space="preserve">Форма для торжественного построения (по решению школы)</w:t>
             </w:r>
@@ -1920,18 +2102,18 @@
               <w:bottom w:type="dxa" w:w="50"/>
               <w:right w:type="dxa" w:w="90"/>
             </w:tcMar>
-            <w:vAlign w:val="center"/>
-          </w:tcPr>
-          <w:p>
-            <w:pPr>
-              <w:spacing w:after="20" w:line="252"/>
-              <w:jc w:val="left"/>
-            </w:pPr>
-            <w:r>
-              <w:rPr>
-                <w:rFonts w:ascii="Times New Roman" w:cs="Times New Roman" w:eastAsia="Times New Roman" w:hAnsi="Times New Roman"/>
-                <w:sz w:val="21"/>
-                <w:szCs w:val="21"/>
+            <w:vAlign w:val="top"/>
+          </w:tcPr>
+          <w:p>
+            <w:pPr>
+              <w:spacing w:after="30" w:line="240"/>
+              <w:jc w:val="left"/>
+            </w:pPr>
+            <w:r>
+              <w:rPr>
+                <w:rFonts w:ascii="Times New Roman" w:cs="Times New Roman" w:eastAsia="Times New Roman" w:hAnsi="Times New Roman"/>
+                <w:sz w:val="20"/>
+                <w:szCs w:val="20"/>
               </w:rPr>
               <w:t xml:space="preserve">чистая, выглаженная</w:t>
             </w:r>
@@ -1941,15 +2123,9 @@
     </w:tbl>
     <w:p>
       <w:pPr>
-        <w:spacing w:after="100"/>
-      </w:pPr>
-    </w:p>
-    <w:p>
-      <w:pPr>
-        <w:pStyle w:val="Heading2"/>
         <w:keepNext/>
-        <w:spacing w:after="100" w:before="200"/>
-        <w:jc w:val="left"/>
+        <w:spacing w:after="120" w:before="240"/>
+        <w:jc w:val="center"/>
       </w:pPr>
       <w:r>
         <w:rPr>
@@ -2000,20 +2176,21 @@
               <w:bottom w:type="dxa" w:w="50"/>
               <w:right w:type="dxa" w:w="90"/>
             </w:tcMar>
-            <w:vAlign w:val="center"/>
-          </w:tcPr>
-          <w:p>
-            <w:pPr>
-              <w:spacing w:after="20" w:line="252"/>
-              <w:jc w:val="center"/>
+            <w:vAlign w:val="top"/>
+          </w:tcPr>
+          <w:p>
+            <w:pPr>
+              <w:keepNext/>
+              <w:spacing w:after="30" w:line="240"/>
+              <w:jc w:val="left"/>
             </w:pPr>
             <w:r>
               <w:rPr>
                 <w:rFonts w:ascii="Times New Roman" w:cs="Times New Roman" w:eastAsia="Times New Roman" w:hAnsi="Times New Roman"/>
                 <w:b/>
                 <w:bCs/>
-                <w:sz w:val="21"/>
-                <w:szCs w:val="21"/>
+                <w:sz w:val="20"/>
+                <w:szCs w:val="20"/>
               </w:rPr>
               <w:t xml:space="preserve">✓</w:t>
             </w:r>
@@ -2035,20 +2212,21 @@
               <w:bottom w:type="dxa" w:w="50"/>
               <w:right w:type="dxa" w:w="90"/>
             </w:tcMar>
-            <w:vAlign w:val="center"/>
-          </w:tcPr>
-          <w:p>
-            <w:pPr>
-              <w:spacing w:after="20" w:line="252"/>
-              <w:jc w:val="center"/>
+            <w:vAlign w:val="top"/>
+          </w:tcPr>
+          <w:p>
+            <w:pPr>
+              <w:keepNext/>
+              <w:spacing w:after="30" w:line="240"/>
+              <w:jc w:val="left"/>
             </w:pPr>
             <w:r>
               <w:rPr>
                 <w:rFonts w:ascii="Times New Roman" w:cs="Times New Roman" w:eastAsia="Times New Roman" w:hAnsi="Times New Roman"/>
                 <w:b/>
                 <w:bCs/>
-                <w:sz w:val="21"/>
-                <w:szCs w:val="21"/>
+                <w:sz w:val="20"/>
+                <w:szCs w:val="20"/>
               </w:rPr>
               <w:t xml:space="preserve">Что взять</w:t>
             </w:r>
@@ -2070,20 +2248,21 @@
               <w:bottom w:type="dxa" w:w="50"/>
               <w:right w:type="dxa" w:w="90"/>
             </w:tcMar>
-            <w:vAlign w:val="center"/>
-          </w:tcPr>
-          <w:p>
-            <w:pPr>
-              <w:spacing w:after="20" w:line="252"/>
-              <w:jc w:val="center"/>
+            <w:vAlign w:val="top"/>
+          </w:tcPr>
+          <w:p>
+            <w:pPr>
+              <w:keepNext/>
+              <w:spacing w:after="30" w:line="240"/>
+              <w:jc w:val="left"/>
             </w:pPr>
             <w:r>
               <w:rPr>
                 <w:rFonts w:ascii="Times New Roman" w:cs="Times New Roman" w:eastAsia="Times New Roman" w:hAnsi="Times New Roman"/>
                 <w:b/>
                 <w:bCs/>
-                <w:sz w:val="21"/>
-                <w:szCs w:val="21"/>
+                <w:sz w:val="20"/>
+                <w:szCs w:val="20"/>
               </w:rPr>
               <w:t xml:space="preserve">Примечание</w:t>
             </w:r>
@@ -2109,18 +2288,18 @@
               <w:bottom w:type="dxa" w:w="50"/>
               <w:right w:type="dxa" w:w="90"/>
             </w:tcMar>
-            <w:vAlign w:val="center"/>
-          </w:tcPr>
-          <w:p>
-            <w:pPr>
-              <w:spacing w:after="20" w:line="252"/>
-              <w:jc w:val="1"/>
-            </w:pPr>
-            <w:r>
-              <w:rPr>
-                <w:rFonts w:ascii="Times New Roman" w:cs="Times New Roman" w:eastAsia="Times New Roman" w:hAnsi="Times New Roman"/>
-                <w:sz w:val="21"/>
-                <w:szCs w:val="21"/>
+            <w:vAlign w:val="top"/>
+          </w:tcPr>
+          <w:p>
+            <w:pPr>
+              <w:spacing w:after="30" w:line="240"/>
+              <w:jc w:val="left"/>
+            </w:pPr>
+            <w:r>
+              <w:rPr>
+                <w:rFonts w:ascii="Times New Roman" w:cs="Times New Roman" w:eastAsia="Times New Roman" w:hAnsi="Times New Roman"/>
+                <w:sz w:val="20"/>
+                <w:szCs w:val="20"/>
               </w:rPr>
               <w:t xml:space="preserve">☐</w:t>
             </w:r>
@@ -2141,18 +2320,18 @@
               <w:bottom w:type="dxa" w:w="50"/>
               <w:right w:type="dxa" w:w="90"/>
             </w:tcMar>
-            <w:vAlign w:val="center"/>
-          </w:tcPr>
-          <w:p>
-            <w:pPr>
-              <w:spacing w:after="20" w:line="252"/>
-              <w:jc w:val="left"/>
-            </w:pPr>
-            <w:r>
-              <w:rPr>
-                <w:rFonts w:ascii="Times New Roman" w:cs="Times New Roman" w:eastAsia="Times New Roman" w:hAnsi="Times New Roman"/>
-                <w:sz w:val="21"/>
-                <w:szCs w:val="21"/>
+            <w:vAlign w:val="top"/>
+          </w:tcPr>
+          <w:p>
+            <w:pPr>
+              <w:spacing w:after="30" w:line="240"/>
+              <w:jc w:val="left"/>
+            </w:pPr>
+            <w:r>
+              <w:rPr>
+                <w:rFonts w:ascii="Times New Roman" w:cs="Times New Roman" w:eastAsia="Times New Roman" w:hAnsi="Times New Roman"/>
+                <w:sz w:val="20"/>
+                <w:szCs w:val="20"/>
               </w:rPr>
               <w:t xml:space="preserve">Зубная щётка и паста, мыло, шампунь, полотенца (2)</w:t>
             </w:r>
@@ -2173,13 +2352,21 @@
               <w:bottom w:type="dxa" w:w="50"/>
               <w:right w:type="dxa" w:w="90"/>
             </w:tcMar>
-            <w:vAlign w:val="center"/>
-          </w:tcPr>
-          <w:p>
-            <w:pPr>
-              <w:spacing w:after="20" w:line="252"/>
-              <w:jc w:val="left"/>
-            </w:pPr>
+            <w:vAlign w:val="top"/>
+          </w:tcPr>
+          <w:p>
+            <w:pPr>
+              <w:spacing w:after="30" w:line="240"/>
+              <w:jc w:val="left"/>
+            </w:pPr>
+            <w:r>
+              <w:rPr>
+                <w:rFonts w:ascii="Times New Roman" w:cs="Times New Roman" w:eastAsia="Times New Roman" w:hAnsi="Times New Roman"/>
+                <w:sz w:val="20"/>
+                <w:szCs w:val="20"/>
+              </w:rPr>
+              <w:t xml:space="preserve"/>
+            </w:r>
           </w:p>
         </w:tc>
       </w:tr>
@@ -2202,18 +2389,18 @@
               <w:bottom w:type="dxa" w:w="50"/>
               <w:right w:type="dxa" w:w="90"/>
             </w:tcMar>
-            <w:vAlign w:val="center"/>
-          </w:tcPr>
-          <w:p>
-            <w:pPr>
-              <w:spacing w:after="20" w:line="252"/>
-              <w:jc w:val="1"/>
-            </w:pPr>
-            <w:r>
-              <w:rPr>
-                <w:rFonts w:ascii="Times New Roman" w:cs="Times New Roman" w:eastAsia="Times New Roman" w:hAnsi="Times New Roman"/>
-                <w:sz w:val="21"/>
-                <w:szCs w:val="21"/>
+            <w:vAlign w:val="top"/>
+          </w:tcPr>
+          <w:p>
+            <w:pPr>
+              <w:spacing w:after="30" w:line="240"/>
+              <w:jc w:val="left"/>
+            </w:pPr>
+            <w:r>
+              <w:rPr>
+                <w:rFonts w:ascii="Times New Roman" w:cs="Times New Roman" w:eastAsia="Times New Roman" w:hAnsi="Times New Roman"/>
+                <w:sz w:val="20"/>
+                <w:szCs w:val="20"/>
               </w:rPr>
               <w:t xml:space="preserve">☐</w:t>
             </w:r>
@@ -2234,18 +2421,18 @@
               <w:bottom w:type="dxa" w:w="50"/>
               <w:right w:type="dxa" w:w="90"/>
             </w:tcMar>
-            <w:vAlign w:val="center"/>
-          </w:tcPr>
-          <w:p>
-            <w:pPr>
-              <w:spacing w:after="20" w:line="252"/>
-              <w:jc w:val="left"/>
-            </w:pPr>
-            <w:r>
-              <w:rPr>
-                <w:rFonts w:ascii="Times New Roman" w:cs="Times New Roman" w:eastAsia="Times New Roman" w:hAnsi="Times New Roman"/>
-                <w:sz w:val="21"/>
-                <w:szCs w:val="21"/>
+            <w:vAlign w:val="top"/>
+          </w:tcPr>
+          <w:p>
+            <w:pPr>
+              <w:spacing w:after="30" w:line="240"/>
+              <w:jc w:val="left"/>
+            </w:pPr>
+            <w:r>
+              <w:rPr>
+                <w:rFonts w:ascii="Times New Roman" w:cs="Times New Roman" w:eastAsia="Times New Roman" w:hAnsi="Times New Roman"/>
+                <w:sz w:val="20"/>
+                <w:szCs w:val="20"/>
               </w:rPr>
               <w:t xml:space="preserve">Расчёска, бритвенные принадлежности</w:t>
             </w:r>
@@ -2266,18 +2453,18 @@
               <w:bottom w:type="dxa" w:w="50"/>
               <w:right w:type="dxa" w:w="90"/>
             </w:tcMar>
-            <w:vAlign w:val="center"/>
-          </w:tcPr>
-          <w:p>
-            <w:pPr>
-              <w:spacing w:after="20" w:line="252"/>
-              <w:jc w:val="left"/>
-            </w:pPr>
-            <w:r>
-              <w:rPr>
-                <w:rFonts w:ascii="Times New Roman" w:cs="Times New Roman" w:eastAsia="Times New Roman" w:hAnsi="Times New Roman"/>
-                <w:sz w:val="21"/>
-                <w:szCs w:val="21"/>
+            <w:vAlign w:val="top"/>
+          </w:tcPr>
+          <w:p>
+            <w:pPr>
+              <w:spacing w:after="30" w:line="240"/>
+              <w:jc w:val="left"/>
+            </w:pPr>
+            <w:r>
+              <w:rPr>
+                <w:rFonts w:ascii="Times New Roman" w:cs="Times New Roman" w:eastAsia="Times New Roman" w:hAnsi="Times New Roman"/>
+                <w:sz w:val="20"/>
+                <w:szCs w:val="20"/>
               </w:rPr>
               <w:t xml:space="preserve">без зажигалок и колющих предметов</w:t>
             </w:r>
@@ -2303,18 +2490,18 @@
               <w:bottom w:type="dxa" w:w="50"/>
               <w:right w:type="dxa" w:w="90"/>
             </w:tcMar>
-            <w:vAlign w:val="center"/>
-          </w:tcPr>
-          <w:p>
-            <w:pPr>
-              <w:spacing w:after="20" w:line="252"/>
-              <w:jc w:val="1"/>
-            </w:pPr>
-            <w:r>
-              <w:rPr>
-                <w:rFonts w:ascii="Times New Roman" w:cs="Times New Roman" w:eastAsia="Times New Roman" w:hAnsi="Times New Roman"/>
-                <w:sz w:val="21"/>
-                <w:szCs w:val="21"/>
+            <w:vAlign w:val="top"/>
+          </w:tcPr>
+          <w:p>
+            <w:pPr>
+              <w:spacing w:after="30" w:line="240"/>
+              <w:jc w:val="left"/>
+            </w:pPr>
+            <w:r>
+              <w:rPr>
+                <w:rFonts w:ascii="Times New Roman" w:cs="Times New Roman" w:eastAsia="Times New Roman" w:hAnsi="Times New Roman"/>
+                <w:sz w:val="20"/>
+                <w:szCs w:val="20"/>
               </w:rPr>
               <w:t xml:space="preserve">☐</w:t>
             </w:r>
@@ -2335,18 +2522,18 @@
               <w:bottom w:type="dxa" w:w="50"/>
               <w:right w:type="dxa" w:w="90"/>
             </w:tcMar>
-            <w:vAlign w:val="center"/>
-          </w:tcPr>
-          <w:p>
-            <w:pPr>
-              <w:spacing w:after="20" w:line="252"/>
-              <w:jc w:val="left"/>
-            </w:pPr>
-            <w:r>
-              <w:rPr>
-                <w:rFonts w:ascii="Times New Roman" w:cs="Times New Roman" w:eastAsia="Times New Roman" w:hAnsi="Times New Roman"/>
-                <w:sz w:val="21"/>
-                <w:szCs w:val="21"/>
+            <w:vAlign w:val="top"/>
+          </w:tcPr>
+          <w:p>
+            <w:pPr>
+              <w:spacing w:after="30" w:line="240"/>
+              <w:jc w:val="left"/>
+            </w:pPr>
+            <w:r>
+              <w:rPr>
+                <w:rFonts w:ascii="Times New Roman" w:cs="Times New Roman" w:eastAsia="Times New Roman" w:hAnsi="Times New Roman"/>
+                <w:sz w:val="20"/>
+                <w:szCs w:val="20"/>
               </w:rPr>
               <w:t xml:space="preserve">Влажные салфетки, носовые платки</w:t>
             </w:r>
@@ -2367,13 +2554,21 @@
               <w:bottom w:type="dxa" w:w="50"/>
               <w:right w:type="dxa" w:w="90"/>
             </w:tcMar>
-            <w:vAlign w:val="center"/>
-          </w:tcPr>
-          <w:p>
-            <w:pPr>
-              <w:spacing w:after="20" w:line="252"/>
-              <w:jc w:val="left"/>
-            </w:pPr>
+            <w:vAlign w:val="top"/>
+          </w:tcPr>
+          <w:p>
+            <w:pPr>
+              <w:spacing w:after="30" w:line="240"/>
+              <w:jc w:val="left"/>
+            </w:pPr>
+            <w:r>
+              <w:rPr>
+                <w:rFonts w:ascii="Times New Roman" w:cs="Times New Roman" w:eastAsia="Times New Roman" w:hAnsi="Times New Roman"/>
+                <w:sz w:val="20"/>
+                <w:szCs w:val="20"/>
+              </w:rPr>
+              <w:t xml:space="preserve"/>
+            </w:r>
           </w:p>
         </w:tc>
       </w:tr>
@@ -2396,18 +2591,18 @@
               <w:bottom w:type="dxa" w:w="50"/>
               <w:right w:type="dxa" w:w="90"/>
             </w:tcMar>
-            <w:vAlign w:val="center"/>
-          </w:tcPr>
-          <w:p>
-            <w:pPr>
-              <w:spacing w:after="20" w:line="252"/>
-              <w:jc w:val="1"/>
-            </w:pPr>
-            <w:r>
-              <w:rPr>
-                <w:rFonts w:ascii="Times New Roman" w:cs="Times New Roman" w:eastAsia="Times New Roman" w:hAnsi="Times New Roman"/>
-                <w:sz w:val="21"/>
-                <w:szCs w:val="21"/>
+            <w:vAlign w:val="top"/>
+          </w:tcPr>
+          <w:p>
+            <w:pPr>
+              <w:spacing w:after="30" w:line="240"/>
+              <w:jc w:val="left"/>
+            </w:pPr>
+            <w:r>
+              <w:rPr>
+                <w:rFonts w:ascii="Times New Roman" w:cs="Times New Roman" w:eastAsia="Times New Roman" w:hAnsi="Times New Roman"/>
+                <w:sz w:val="20"/>
+                <w:szCs w:val="20"/>
               </w:rPr>
               <w:t xml:space="preserve">☐</w:t>
             </w:r>
@@ -2428,18 +2623,18 @@
               <w:bottom w:type="dxa" w:w="50"/>
               <w:right w:type="dxa" w:w="90"/>
             </w:tcMar>
-            <w:vAlign w:val="center"/>
-          </w:tcPr>
-          <w:p>
-            <w:pPr>
-              <w:spacing w:after="20" w:line="252"/>
-              <w:jc w:val="left"/>
-            </w:pPr>
-            <w:r>
-              <w:rPr>
-                <w:rFonts w:ascii="Times New Roman" w:cs="Times New Roman" w:eastAsia="Times New Roman" w:hAnsi="Times New Roman"/>
-                <w:sz w:val="21"/>
-                <w:szCs w:val="21"/>
+            <w:vAlign w:val="top"/>
+          </w:tcPr>
+          <w:p>
+            <w:pPr>
+              <w:spacing w:after="30" w:line="240"/>
+              <w:jc w:val="left"/>
+            </w:pPr>
+            <w:r>
+              <w:rPr>
+                <w:rFonts w:ascii="Times New Roman" w:cs="Times New Roman" w:eastAsia="Times New Roman" w:hAnsi="Times New Roman"/>
+                <w:sz w:val="20"/>
+                <w:szCs w:val="20"/>
               </w:rPr>
               <w:t xml:space="preserve">Средства от мозолей, пластыри</w:t>
             </w:r>
@@ -2460,18 +2655,18 @@
               <w:bottom w:type="dxa" w:w="50"/>
               <w:right w:type="dxa" w:w="90"/>
             </w:tcMar>
-            <w:vAlign w:val="center"/>
-          </w:tcPr>
-          <w:p>
-            <w:pPr>
-              <w:spacing w:after="20" w:line="252"/>
-              <w:jc w:val="left"/>
-            </w:pPr>
-            <w:r>
-              <w:rPr>
-                <w:rFonts w:ascii="Times New Roman" w:cs="Times New Roman" w:eastAsia="Times New Roman" w:hAnsi="Times New Roman"/>
-                <w:sz w:val="21"/>
-                <w:szCs w:val="21"/>
+            <w:vAlign w:val="top"/>
+          </w:tcPr>
+          <w:p>
+            <w:pPr>
+              <w:spacing w:after="30" w:line="240"/>
+              <w:jc w:val="left"/>
+            </w:pPr>
+            <w:r>
+              <w:rPr>
+                <w:rFonts w:ascii="Times New Roman" w:cs="Times New Roman" w:eastAsia="Times New Roman" w:hAnsi="Times New Roman"/>
+                <w:sz w:val="20"/>
+                <w:szCs w:val="20"/>
               </w:rPr>
               <w:t xml:space="preserve">небольшая личная аптечка</w:t>
             </w:r>
@@ -2481,15 +2676,9 @@
     </w:tbl>
     <w:p>
       <w:pPr>
-        <w:spacing w:after="100"/>
-      </w:pPr>
-    </w:p>
-    <w:p>
-      <w:pPr>
-        <w:pStyle w:val="Heading2"/>
         <w:keepNext/>
-        <w:spacing w:after="100" w:before="200"/>
-        <w:jc w:val="left"/>
+        <w:spacing w:after="120" w:before="240"/>
+        <w:jc w:val="center"/>
       </w:pPr>
       <w:r>
         <w:rPr>
@@ -2540,20 +2729,21 @@
               <w:bottom w:type="dxa" w:w="50"/>
               <w:right w:type="dxa" w:w="90"/>
             </w:tcMar>
-            <w:vAlign w:val="center"/>
-          </w:tcPr>
-          <w:p>
-            <w:pPr>
-              <w:spacing w:after="20" w:line="252"/>
-              <w:jc w:val="center"/>
+            <w:vAlign w:val="top"/>
+          </w:tcPr>
+          <w:p>
+            <w:pPr>
+              <w:keepNext/>
+              <w:spacing w:after="30" w:line="240"/>
+              <w:jc w:val="left"/>
             </w:pPr>
             <w:r>
               <w:rPr>
                 <w:rFonts w:ascii="Times New Roman" w:cs="Times New Roman" w:eastAsia="Times New Roman" w:hAnsi="Times New Roman"/>
                 <w:b/>
                 <w:bCs/>
-                <w:sz w:val="21"/>
-                <w:szCs w:val="21"/>
+                <w:sz w:val="20"/>
+                <w:szCs w:val="20"/>
               </w:rPr>
               <w:t xml:space="preserve">✓</w:t>
             </w:r>
@@ -2575,20 +2765,21 @@
               <w:bottom w:type="dxa" w:w="50"/>
               <w:right w:type="dxa" w:w="90"/>
             </w:tcMar>
-            <w:vAlign w:val="center"/>
-          </w:tcPr>
-          <w:p>
-            <w:pPr>
-              <w:spacing w:after="20" w:line="252"/>
-              <w:jc w:val="center"/>
+            <w:vAlign w:val="top"/>
+          </w:tcPr>
+          <w:p>
+            <w:pPr>
+              <w:keepNext/>
+              <w:spacing w:after="30" w:line="240"/>
+              <w:jc w:val="left"/>
             </w:pPr>
             <w:r>
               <w:rPr>
                 <w:rFonts w:ascii="Times New Roman" w:cs="Times New Roman" w:eastAsia="Times New Roman" w:hAnsi="Times New Roman"/>
                 <w:b/>
                 <w:bCs/>
-                <w:sz w:val="21"/>
-                <w:szCs w:val="21"/>
+                <w:sz w:val="20"/>
+                <w:szCs w:val="20"/>
               </w:rPr>
               <w:t xml:space="preserve">Что взять</w:t>
             </w:r>
@@ -2610,20 +2801,21 @@
               <w:bottom w:type="dxa" w:w="50"/>
               <w:right w:type="dxa" w:w="90"/>
             </w:tcMar>
-            <w:vAlign w:val="center"/>
-          </w:tcPr>
-          <w:p>
-            <w:pPr>
-              <w:spacing w:after="20" w:line="252"/>
-              <w:jc w:val="center"/>
+            <w:vAlign w:val="top"/>
+          </w:tcPr>
+          <w:p>
+            <w:pPr>
+              <w:keepNext/>
+              <w:spacing w:after="30" w:line="240"/>
+              <w:jc w:val="left"/>
             </w:pPr>
             <w:r>
               <w:rPr>
                 <w:rFonts w:ascii="Times New Roman" w:cs="Times New Roman" w:eastAsia="Times New Roman" w:hAnsi="Times New Roman"/>
                 <w:b/>
                 <w:bCs/>
-                <w:sz w:val="21"/>
-                <w:szCs w:val="21"/>
+                <w:sz w:val="20"/>
+                <w:szCs w:val="20"/>
               </w:rPr>
               <w:t xml:space="preserve">Примечание</w:t>
             </w:r>
@@ -2649,18 +2841,18 @@
               <w:bottom w:type="dxa" w:w="50"/>
               <w:right w:type="dxa" w:w="90"/>
             </w:tcMar>
-            <w:vAlign w:val="center"/>
-          </w:tcPr>
-          <w:p>
-            <w:pPr>
-              <w:spacing w:after="20" w:line="252"/>
-              <w:jc w:val="1"/>
-            </w:pPr>
-            <w:r>
-              <w:rPr>
-                <w:rFonts w:ascii="Times New Roman" w:cs="Times New Roman" w:eastAsia="Times New Roman" w:hAnsi="Times New Roman"/>
-                <w:sz w:val="21"/>
-                <w:szCs w:val="21"/>
+            <w:vAlign w:val="top"/>
+          </w:tcPr>
+          <w:p>
+            <w:pPr>
+              <w:spacing w:after="30" w:line="240"/>
+              <w:jc w:val="left"/>
+            </w:pPr>
+            <w:r>
+              <w:rPr>
+                <w:rFonts w:ascii="Times New Roman" w:cs="Times New Roman" w:eastAsia="Times New Roman" w:hAnsi="Times New Roman"/>
+                <w:sz w:val="20"/>
+                <w:szCs w:val="20"/>
               </w:rPr>
               <w:t xml:space="preserve">☐</w:t>
             </w:r>
@@ -2681,18 +2873,18 @@
               <w:bottom w:type="dxa" w:w="50"/>
               <w:right w:type="dxa" w:w="90"/>
             </w:tcMar>
-            <w:vAlign w:val="center"/>
-          </w:tcPr>
-          <w:p>
-            <w:pPr>
-              <w:spacing w:after="20" w:line="252"/>
-              <w:jc w:val="left"/>
-            </w:pPr>
-            <w:r>
-              <w:rPr>
-                <w:rFonts w:ascii="Times New Roman" w:cs="Times New Roman" w:eastAsia="Times New Roman" w:hAnsi="Times New Roman"/>
-                <w:sz w:val="21"/>
-                <w:szCs w:val="21"/>
+            <w:vAlign w:val="top"/>
+          </w:tcPr>
+          <w:p>
+            <w:pPr>
+              <w:spacing w:after="30" w:line="240"/>
+              <w:jc w:val="left"/>
+            </w:pPr>
+            <w:r>
+              <w:rPr>
+                <w:rFonts w:ascii="Times New Roman" w:cs="Times New Roman" w:eastAsia="Times New Roman" w:hAnsi="Times New Roman"/>
+                <w:sz w:val="20"/>
+                <w:szCs w:val="20"/>
               </w:rPr>
               <w:t xml:space="preserve">Рюкзак или сумка (30–50 литров) с лямками</w:t>
             </w:r>
@@ -2713,18 +2905,18 @@
               <w:bottom w:type="dxa" w:w="50"/>
               <w:right w:type="dxa" w:w="90"/>
             </w:tcMar>
-            <w:vAlign w:val="center"/>
-          </w:tcPr>
-          <w:p>
-            <w:pPr>
-              <w:spacing w:after="20" w:line="252"/>
-              <w:jc w:val="left"/>
-            </w:pPr>
-            <w:r>
-              <w:rPr>
-                <w:rFonts w:ascii="Times New Roman" w:cs="Times New Roman" w:eastAsia="Times New Roman" w:hAnsi="Times New Roman"/>
-                <w:sz w:val="21"/>
-                <w:szCs w:val="21"/>
+            <w:vAlign w:val="top"/>
+          </w:tcPr>
+          <w:p>
+            <w:pPr>
+              <w:spacing w:after="30" w:line="240"/>
+              <w:jc w:val="left"/>
+            </w:pPr>
+            <w:r>
+              <w:rPr>
+                <w:rFonts w:ascii="Times New Roman" w:cs="Times New Roman" w:eastAsia="Times New Roman" w:hAnsi="Times New Roman"/>
+                <w:sz w:val="20"/>
+                <w:szCs w:val="20"/>
               </w:rPr>
               <w:t xml:space="preserve">подписать</w:t>
             </w:r>
@@ -2750,18 +2942,18 @@
               <w:bottom w:type="dxa" w:w="50"/>
               <w:right w:type="dxa" w:w="90"/>
             </w:tcMar>
-            <w:vAlign w:val="center"/>
-          </w:tcPr>
-          <w:p>
-            <w:pPr>
-              <w:spacing w:after="20" w:line="252"/>
-              <w:jc w:val="1"/>
-            </w:pPr>
-            <w:r>
-              <w:rPr>
-                <w:rFonts w:ascii="Times New Roman" w:cs="Times New Roman" w:eastAsia="Times New Roman" w:hAnsi="Times New Roman"/>
-                <w:sz w:val="21"/>
-                <w:szCs w:val="21"/>
+            <w:vAlign w:val="top"/>
+          </w:tcPr>
+          <w:p>
+            <w:pPr>
+              <w:spacing w:after="30" w:line="240"/>
+              <w:jc w:val="left"/>
+            </w:pPr>
+            <w:r>
+              <w:rPr>
+                <w:rFonts w:ascii="Times New Roman" w:cs="Times New Roman" w:eastAsia="Times New Roman" w:hAnsi="Times New Roman"/>
+                <w:sz w:val="20"/>
+                <w:szCs w:val="20"/>
               </w:rPr>
               <w:t xml:space="preserve">☐</w:t>
             </w:r>
@@ -2782,18 +2974,18 @@
               <w:bottom w:type="dxa" w:w="50"/>
               <w:right w:type="dxa" w:w="90"/>
             </w:tcMar>
-            <w:vAlign w:val="center"/>
-          </w:tcPr>
-          <w:p>
-            <w:pPr>
-              <w:spacing w:after="20" w:line="252"/>
-              <w:jc w:val="left"/>
-            </w:pPr>
-            <w:r>
-              <w:rPr>
-                <w:rFonts w:ascii="Times New Roman" w:cs="Times New Roman" w:eastAsia="Times New Roman" w:hAnsi="Times New Roman"/>
-                <w:sz w:val="21"/>
-                <w:szCs w:val="21"/>
+            <w:vAlign w:val="top"/>
+          </w:tcPr>
+          <w:p>
+            <w:pPr>
+              <w:spacing w:after="30" w:line="240"/>
+              <w:jc w:val="left"/>
+            </w:pPr>
+            <w:r>
+              <w:rPr>
+                <w:rFonts w:ascii="Times New Roman" w:cs="Times New Roman" w:eastAsia="Times New Roman" w:hAnsi="Times New Roman"/>
+                <w:sz w:val="20"/>
+                <w:szCs w:val="20"/>
               </w:rPr>
               <w:t xml:space="preserve">Фляга или бутылка для воды</w:t>
             </w:r>
@@ -2814,13 +3006,21 @@
               <w:bottom w:type="dxa" w:w="50"/>
               <w:right w:type="dxa" w:w="90"/>
             </w:tcMar>
-            <w:vAlign w:val="center"/>
-          </w:tcPr>
-          <w:p>
-            <w:pPr>
-              <w:spacing w:after="20" w:line="252"/>
-              <w:jc w:val="left"/>
-            </w:pPr>
+            <w:vAlign w:val="top"/>
+          </w:tcPr>
+          <w:p>
+            <w:pPr>
+              <w:spacing w:after="30" w:line="240"/>
+              <w:jc w:val="left"/>
+            </w:pPr>
+            <w:r>
+              <w:rPr>
+                <w:rFonts w:ascii="Times New Roman" w:cs="Times New Roman" w:eastAsia="Times New Roman" w:hAnsi="Times New Roman"/>
+                <w:sz w:val="20"/>
+                <w:szCs w:val="20"/>
+              </w:rPr>
+              <w:t xml:space="preserve"/>
+            </w:r>
           </w:p>
         </w:tc>
       </w:tr>
@@ -2843,18 +3043,18 @@
               <w:bottom w:type="dxa" w:w="50"/>
               <w:right w:type="dxa" w:w="90"/>
             </w:tcMar>
-            <w:vAlign w:val="center"/>
-          </w:tcPr>
-          <w:p>
-            <w:pPr>
-              <w:spacing w:after="20" w:line="252"/>
-              <w:jc w:val="1"/>
-            </w:pPr>
-            <w:r>
-              <w:rPr>
-                <w:rFonts w:ascii="Times New Roman" w:cs="Times New Roman" w:eastAsia="Times New Roman" w:hAnsi="Times New Roman"/>
-                <w:sz w:val="21"/>
-                <w:szCs w:val="21"/>
+            <w:vAlign w:val="top"/>
+          </w:tcPr>
+          <w:p>
+            <w:pPr>
+              <w:spacing w:after="30" w:line="240"/>
+              <w:jc w:val="left"/>
+            </w:pPr>
+            <w:r>
+              <w:rPr>
+                <w:rFonts w:ascii="Times New Roman" w:cs="Times New Roman" w:eastAsia="Times New Roman" w:hAnsi="Times New Roman"/>
+                <w:sz w:val="20"/>
+                <w:szCs w:val="20"/>
               </w:rPr>
               <w:t xml:space="preserve">☐</w:t>
             </w:r>
@@ -2875,18 +3075,18 @@
               <w:bottom w:type="dxa" w:w="50"/>
               <w:right w:type="dxa" w:w="90"/>
             </w:tcMar>
-            <w:vAlign w:val="center"/>
-          </w:tcPr>
-          <w:p>
-            <w:pPr>
-              <w:spacing w:after="20" w:line="252"/>
-              <w:jc w:val="left"/>
-            </w:pPr>
-            <w:r>
-              <w:rPr>
-                <w:rFonts w:ascii="Times New Roman" w:cs="Times New Roman" w:eastAsia="Times New Roman" w:hAnsi="Times New Roman"/>
-                <w:sz w:val="21"/>
-                <w:szCs w:val="21"/>
+            <w:vAlign w:val="top"/>
+          </w:tcPr>
+          <w:p>
+            <w:pPr>
+              <w:spacing w:after="30" w:line="240"/>
+              <w:jc w:val="left"/>
+            </w:pPr>
+            <w:r>
+              <w:rPr>
+                <w:rFonts w:ascii="Times New Roman" w:cs="Times New Roman" w:eastAsia="Times New Roman" w:hAnsi="Times New Roman"/>
+                <w:sz w:val="20"/>
+                <w:szCs w:val="20"/>
               </w:rPr>
               <w:t xml:space="preserve">Тетрадь и ручка</w:t>
             </w:r>
@@ -2907,18 +3107,18 @@
               <w:bottom w:type="dxa" w:w="50"/>
               <w:right w:type="dxa" w:w="90"/>
             </w:tcMar>
-            <w:vAlign w:val="center"/>
-          </w:tcPr>
-          <w:p>
-            <w:pPr>
-              <w:spacing w:after="20" w:line="252"/>
-              <w:jc w:val="left"/>
-            </w:pPr>
-            <w:r>
-              <w:rPr>
-                <w:rFonts w:ascii="Times New Roman" w:cs="Times New Roman" w:eastAsia="Times New Roman" w:hAnsi="Times New Roman"/>
-                <w:sz w:val="21"/>
-                <w:szCs w:val="21"/>
+            <w:vAlign w:val="top"/>
+          </w:tcPr>
+          <w:p>
+            <w:pPr>
+              <w:spacing w:after="30" w:line="240"/>
+              <w:jc w:val="left"/>
+            </w:pPr>
+            <w:r>
+              <w:rPr>
+                <w:rFonts w:ascii="Times New Roman" w:cs="Times New Roman" w:eastAsia="Times New Roman" w:hAnsi="Times New Roman"/>
+                <w:sz w:val="20"/>
+                <w:szCs w:val="20"/>
               </w:rPr>
               <w:t xml:space="preserve">для записей на занятиях</w:t>
             </w:r>
@@ -2944,18 +3144,18 @@
               <w:bottom w:type="dxa" w:w="50"/>
               <w:right w:type="dxa" w:w="90"/>
             </w:tcMar>
-            <w:vAlign w:val="center"/>
-          </w:tcPr>
-          <w:p>
-            <w:pPr>
-              <w:spacing w:after="20" w:line="252"/>
-              <w:jc w:val="1"/>
-            </w:pPr>
-            <w:r>
-              <w:rPr>
-                <w:rFonts w:ascii="Times New Roman" w:cs="Times New Roman" w:eastAsia="Times New Roman" w:hAnsi="Times New Roman"/>
-                <w:sz w:val="21"/>
-                <w:szCs w:val="21"/>
+            <w:vAlign w:val="top"/>
+          </w:tcPr>
+          <w:p>
+            <w:pPr>
+              <w:spacing w:after="30" w:line="240"/>
+              <w:jc w:val="left"/>
+            </w:pPr>
+            <w:r>
+              <w:rPr>
+                <w:rFonts w:ascii="Times New Roman" w:cs="Times New Roman" w:eastAsia="Times New Roman" w:hAnsi="Times New Roman"/>
+                <w:sz w:val="20"/>
+                <w:szCs w:val="20"/>
               </w:rPr>
               <w:t xml:space="preserve">☐</w:t>
             </w:r>
@@ -2976,18 +3176,18 @@
               <w:bottom w:type="dxa" w:w="50"/>
               <w:right w:type="dxa" w:w="90"/>
             </w:tcMar>
-            <w:vAlign w:val="center"/>
-          </w:tcPr>
-          <w:p>
-            <w:pPr>
-              <w:spacing w:after="20" w:line="252"/>
-              <w:jc w:val="left"/>
-            </w:pPr>
-            <w:r>
-              <w:rPr>
-                <w:rFonts w:ascii="Times New Roman" w:cs="Times New Roman" w:eastAsia="Times New Roman" w:hAnsi="Times New Roman"/>
-                <w:sz w:val="21"/>
-                <w:szCs w:val="21"/>
+            <w:vAlign w:val="top"/>
+          </w:tcPr>
+          <w:p>
+            <w:pPr>
+              <w:spacing w:after="30" w:line="240"/>
+              <w:jc w:val="left"/>
+            </w:pPr>
+            <w:r>
+              <w:rPr>
+                <w:rFonts w:ascii="Times New Roman" w:cs="Times New Roman" w:eastAsia="Times New Roman" w:hAnsi="Times New Roman"/>
+                <w:sz w:val="20"/>
+                <w:szCs w:val="20"/>
               </w:rPr>
               <w:t xml:space="preserve">Фонарик и запасные батарейки</w:t>
             </w:r>
@@ -3008,18 +3208,18 @@
               <w:bottom w:type="dxa" w:w="50"/>
               <w:right w:type="dxa" w:w="90"/>
             </w:tcMar>
-            <w:vAlign w:val="center"/>
-          </w:tcPr>
-          <w:p>
-            <w:pPr>
-              <w:spacing w:after="20" w:line="252"/>
-              <w:jc w:val="left"/>
-            </w:pPr>
-            <w:r>
-              <w:rPr>
-                <w:rFonts w:ascii="Times New Roman" w:cs="Times New Roman" w:eastAsia="Times New Roman" w:hAnsi="Times New Roman"/>
-                <w:sz w:val="21"/>
-                <w:szCs w:val="21"/>
+            <w:vAlign w:val="top"/>
+          </w:tcPr>
+          <w:p>
+            <w:pPr>
+              <w:spacing w:after="30" w:line="240"/>
+              <w:jc w:val="left"/>
+            </w:pPr>
+            <w:r>
+              <w:rPr>
+                <w:rFonts w:ascii="Times New Roman" w:cs="Times New Roman" w:eastAsia="Times New Roman" w:hAnsi="Times New Roman"/>
+                <w:sz w:val="20"/>
+                <w:szCs w:val="20"/>
               </w:rPr>
               <w:t xml:space="preserve">по желанию</w:t>
             </w:r>
@@ -3045,18 +3245,18 @@
               <w:bottom w:type="dxa" w:w="50"/>
               <w:right w:type="dxa" w:w="90"/>
             </w:tcMar>
-            <w:vAlign w:val="center"/>
-          </w:tcPr>
-          <w:p>
-            <w:pPr>
-              <w:spacing w:after="20" w:line="252"/>
-              <w:jc w:val="1"/>
-            </w:pPr>
-            <w:r>
-              <w:rPr>
-                <w:rFonts w:ascii="Times New Roman" w:cs="Times New Roman" w:eastAsia="Times New Roman" w:hAnsi="Times New Roman"/>
-                <w:sz w:val="21"/>
-                <w:szCs w:val="21"/>
+            <w:vAlign w:val="top"/>
+          </w:tcPr>
+          <w:p>
+            <w:pPr>
+              <w:spacing w:after="30" w:line="240"/>
+              <w:jc w:val="left"/>
+            </w:pPr>
+            <w:r>
+              <w:rPr>
+                <w:rFonts w:ascii="Times New Roman" w:cs="Times New Roman" w:eastAsia="Times New Roman" w:hAnsi="Times New Roman"/>
+                <w:sz w:val="20"/>
+                <w:szCs w:val="20"/>
               </w:rPr>
               <w:t xml:space="preserve">☐</w:t>
             </w:r>
@@ -3077,18 +3277,18 @@
               <w:bottom w:type="dxa" w:w="50"/>
               <w:right w:type="dxa" w:w="90"/>
             </w:tcMar>
-            <w:vAlign w:val="center"/>
-          </w:tcPr>
-          <w:p>
-            <w:pPr>
-              <w:spacing w:after="20" w:line="252"/>
-              <w:jc w:val="left"/>
-            </w:pPr>
-            <w:r>
-              <w:rPr>
-                <w:rFonts w:ascii="Times New Roman" w:cs="Times New Roman" w:eastAsia="Times New Roman" w:hAnsi="Times New Roman"/>
-                <w:sz w:val="21"/>
-                <w:szCs w:val="21"/>
+            <w:vAlign w:val="top"/>
+          </w:tcPr>
+          <w:p>
+            <w:pPr>
+              <w:spacing w:after="30" w:line="240"/>
+              <w:jc w:val="left"/>
+            </w:pPr>
+            <w:r>
+              <w:rPr>
+                <w:rFonts w:ascii="Times New Roman" w:cs="Times New Roman" w:eastAsia="Times New Roman" w:hAnsi="Times New Roman"/>
+                <w:sz w:val="20"/>
+                <w:szCs w:val="20"/>
               </w:rPr>
               <w:t xml:space="preserve">Недорогие часы</w:t>
             </w:r>
@@ -3109,18 +3309,18 @@
               <w:bottom w:type="dxa" w:w="50"/>
               <w:right w:type="dxa" w:w="90"/>
             </w:tcMar>
-            <w:vAlign w:val="center"/>
-          </w:tcPr>
-          <w:p>
-            <w:pPr>
-              <w:spacing w:after="20" w:line="252"/>
-              <w:jc w:val="left"/>
-            </w:pPr>
-            <w:r>
-              <w:rPr>
-                <w:rFonts w:ascii="Times New Roman" w:cs="Times New Roman" w:eastAsia="Times New Roman" w:hAnsi="Times New Roman"/>
-                <w:sz w:val="21"/>
-                <w:szCs w:val="21"/>
+            <w:vAlign w:val="top"/>
+          </w:tcPr>
+          <w:p>
+            <w:pPr>
+              <w:spacing w:after="30" w:line="240"/>
+              <w:jc w:val="left"/>
+            </w:pPr>
+            <w:r>
+              <w:rPr>
+                <w:rFonts w:ascii="Times New Roman" w:cs="Times New Roman" w:eastAsia="Times New Roman" w:hAnsi="Times New Roman"/>
+                <w:sz w:val="20"/>
+                <w:szCs w:val="20"/>
               </w:rPr>
               <w:t xml:space="preserve">по желанию</w:t>
             </w:r>
@@ -3146,18 +3346,18 @@
               <w:bottom w:type="dxa" w:w="50"/>
               <w:right w:type="dxa" w:w="90"/>
             </w:tcMar>
-            <w:vAlign w:val="center"/>
-          </w:tcPr>
-          <w:p>
-            <w:pPr>
-              <w:spacing w:after="20" w:line="252"/>
-              <w:jc w:val="1"/>
-            </w:pPr>
-            <w:r>
-              <w:rPr>
-                <w:rFonts w:ascii="Times New Roman" w:cs="Times New Roman" w:eastAsia="Times New Roman" w:hAnsi="Times New Roman"/>
-                <w:sz w:val="21"/>
-                <w:szCs w:val="21"/>
+            <w:vAlign w:val="top"/>
+          </w:tcPr>
+          <w:p>
+            <w:pPr>
+              <w:spacing w:after="30" w:line="240"/>
+              <w:jc w:val="left"/>
+            </w:pPr>
+            <w:r>
+              <w:rPr>
+                <w:rFonts w:ascii="Times New Roman" w:cs="Times New Roman" w:eastAsia="Times New Roman" w:hAnsi="Times New Roman"/>
+                <w:sz w:val="20"/>
+                <w:szCs w:val="20"/>
               </w:rPr>
               <w:t xml:space="preserve">☐</w:t>
             </w:r>
@@ -3178,18 +3378,18 @@
               <w:bottom w:type="dxa" w:w="50"/>
               <w:right w:type="dxa" w:w="90"/>
             </w:tcMar>
-            <w:vAlign w:val="center"/>
-          </w:tcPr>
-          <w:p>
-            <w:pPr>
-              <w:spacing w:after="20" w:line="252"/>
-              <w:jc w:val="left"/>
-            </w:pPr>
-            <w:r>
-              <w:rPr>
-                <w:rFonts w:ascii="Times New Roman" w:cs="Times New Roman" w:eastAsia="Times New Roman" w:hAnsi="Times New Roman"/>
-                <w:sz w:val="21"/>
-                <w:szCs w:val="21"/>
+            <w:vAlign w:val="top"/>
+          </w:tcPr>
+          <w:p>
+            <w:pPr>
+              <w:spacing w:after="30" w:line="240"/>
+              <w:jc w:val="left"/>
+            </w:pPr>
+            <w:r>
+              <w:rPr>
+                <w:rFonts w:ascii="Times New Roman" w:cs="Times New Roman" w:eastAsia="Times New Roman" w:hAnsi="Times New Roman"/>
+                <w:sz w:val="20"/>
+                <w:szCs w:val="20"/>
               </w:rPr>
               <w:t xml:space="preserve">Мобильный телефон (по правилам базы)</w:t>
             </w:r>
@@ -3210,18 +3410,18 @@
               <w:bottom w:type="dxa" w:w="50"/>
               <w:right w:type="dxa" w:w="90"/>
             </w:tcMar>
-            <w:vAlign w:val="center"/>
-          </w:tcPr>
-          <w:p>
-            <w:pPr>
-              <w:spacing w:after="20" w:line="252"/>
-              <w:jc w:val="left"/>
-            </w:pPr>
-            <w:r>
-              <w:rPr>
-                <w:rFonts w:ascii="Times New Roman" w:cs="Times New Roman" w:eastAsia="Times New Roman" w:hAnsi="Times New Roman"/>
-                <w:sz w:val="21"/>
-                <w:szCs w:val="21"/>
+            <w:vAlign w:val="top"/>
+          </w:tcPr>
+          <w:p>
+            <w:pPr>
+              <w:spacing w:after="30" w:line="240"/>
+              <w:jc w:val="left"/>
+            </w:pPr>
+            <w:r>
+              <w:rPr>
+                <w:rFonts w:ascii="Times New Roman" w:cs="Times New Roman" w:eastAsia="Times New Roman" w:hAnsi="Times New Roman"/>
+                <w:sz w:val="20"/>
+                <w:szCs w:val="20"/>
               </w:rPr>
               <w:t xml:space="preserve">использование — только в разрешённое время</w:t>
             </w:r>
@@ -3231,15 +3431,9 @@
     </w:tbl>
     <w:p>
       <w:pPr>
-        <w:spacing w:after="100"/>
-      </w:pPr>
-    </w:p>
-    <w:p>
-      <w:pPr>
-        <w:pStyle w:val="Heading2"/>
         <w:keepNext/>
-        <w:spacing w:after="100" w:before="200"/>
-        <w:jc w:val="left"/>
+        <w:spacing w:after="120" w:before="240"/>
+        <w:jc w:val="center"/>
       </w:pPr>
       <w:r>
         <w:rPr>
@@ -3259,7 +3453,7 @@
           <w:ilvl w:val="0"/>
           <w:numId w:val="2"/>
         </w:numPr>
-        <w:spacing w:after="60" w:line="288"/>
+        <w:spacing w:after="60" w:line="258"/>
         <w:jc w:val="both"/>
       </w:pPr>
       <w:r>
@@ -3278,7 +3472,7 @@
           <w:ilvl w:val="0"/>
           <w:numId w:val="2"/>
         </w:numPr>
-        <w:spacing w:after="60" w:line="288"/>
+        <w:spacing w:after="60" w:line="258"/>
         <w:jc w:val="both"/>
       </w:pPr>
       <w:r>
@@ -3297,7 +3491,7 @@
           <w:ilvl w:val="0"/>
           <w:numId w:val="2"/>
         </w:numPr>
-        <w:spacing w:after="60" w:line="288"/>
+        <w:spacing w:after="60" w:line="258"/>
         <w:jc w:val="both"/>
       </w:pPr>
       <w:r>
@@ -3316,7 +3510,7 @@
           <w:ilvl w:val="0"/>
           <w:numId w:val="2"/>
         </w:numPr>
-        <w:spacing w:after="60" w:line="288"/>
+        <w:spacing w:after="60" w:line="258"/>
         <w:jc w:val="both"/>
       </w:pPr>
       <w:r>
@@ -3325,13 +3519,12 @@
           <w:sz w:val="24"/>
           <w:szCs w:val="24"/>
         </w:rPr>
-        <w:t xml:space="preserve">скоропортящиеся продукты: питание организовано школой.</w:t>
+        <w:t xml:space="preserve">скоропортящиеся продукты: питание организовано школой и базой проведения.</w:t>
       </w:r>
     </w:p>
     <w:p>
       <w:pPr>
-        <w:spacing w:after="100" w:before="0" w:line="300"/>
-        <w:ind w:left="0" w:firstLine="567"/>
+        <w:spacing w:after="100" w:before="80" w:line="264"/>
         <w:jc w:val="both"/>
       </w:pPr>
       <w:r>
@@ -3344,20 +3537,14 @@
       </w:r>
     </w:p>
     <w:sectPr>
-      <w:footerReference w:type="default" r:id="rId7"/>
-      <w:footerReference w:type="first" r:id="rId8"/>
+      <w:footerReference w:type="default" r:id="rId6"/>
       <w:pgSz w:w="11906" w:h="16838" w:orient="portrait"/>
       <w:pgMar w:top="1134" w:right="850" w:bottom="1134" w:left="1418" w:header="708" w:footer="500" w:gutter="0"/>
       <w:pgNumType/>
-      <w:titlePg w:val="false"/>
       <w:docGrid w:linePitch="360"/>
     </w:sectPr>
   </w:body>
 </w:document>
-</file>
-
-<file path=word/comments.xml><?xml version="1.0" encoding="utf-8"?>
-<w:comments xmlns:cx="http://schemas.microsoft.com/office/drawing/2014/chartex" xmlns:cx1="http://schemas.microsoft.com/office/drawing/2015/9/8/chartex" xmlns:cx2="http://schemas.microsoft.com/office/drawing/2015/10/21/chartex" xmlns:cx3="http://schemas.microsoft.com/office/drawing/2016/5/9/chartex" xmlns:cx4="http://schemas.microsoft.com/office/drawing/2016/5/10/chartex" xmlns:cx5="http://schemas.microsoft.com/office/drawing/2016/5/11/chartex" xmlns:cx6="http://schemas.microsoft.com/office/drawing/2016/5/12/chartex" xmlns:cx7="http://schemas.microsoft.com/office/drawing/2016/5/13/chartex" xmlns:cx8="http://schemas.microsoft.com/office/drawing/2016/5/14/chartex" xmlns:mc="http://schemas.openxmlformats.org/markup-compatibility/2006" xmlns:aink="http://schemas.microsoft.com/office/drawing/2016/ink" xmlns:am3d="http://schemas.microsoft.com/office/drawing/2017/model3d" xmlns:o="urn:schemas-microsoft-com:office:office" xmlns:r="http://schemas.openxmlformats.org/officeDocument/2006/relationships" xmlns:m="http://schemas.openxmlformats.org/officeDocument/2006/math" xmlns:v="urn:schemas-microsoft-com:vml" xmlns:wp14="http://schemas.microsoft.com/office/word/2010/wordprocessingDrawing" xmlns:wp="http://schemas.openxmlformats.org/drawingml/2006/wordprocessingDrawing" xmlns:w10="urn:schemas-microsoft-com:office:word" xmlns:w="http://schemas.openxmlformats.org/wordprocessingml/2006/main" xmlns:w14="http://schemas.microsoft.com/office/word/2010/wordml" xmlns:w15="http://schemas.microsoft.com/office/word/2012/wordml" xmlns:w16cex="http://schemas.microsoft.com/office/word/2018/wordml/cex" xmlns:w16cid="http://schemas.microsoft.com/office/word/2016/wordml/cid" xmlns:w16="http://schemas.microsoft.com/office/word/2018/wordml" xmlns:w16sdtdh="http://schemas.microsoft.com/office/word/2020/wordml/sdtdatahash" xmlns:w16se="http://schemas.microsoft.com/office/word/2015/wordml/symex" xmlns:wpg="http://schemas.microsoft.com/office/word/2010/wordprocessingGroup" xmlns:wpi="http://schemas.microsoft.com/office/word/2010/wordprocessingInk" xmlns:wne="http://schemas.microsoft.com/office/word/2006/wordml" xmlns:wps="http://schemas.microsoft.com/office/word/2010/wordprocessingShape"/>
 </file>
 
 <file path=word/endnotes.xml><?xml version="1.0" encoding="utf-8"?>
@@ -3413,7 +3600,7 @@
         <w:sz w:val="18"/>
         <w:szCs w:val="18"/>
       </w:rPr>
-      <w:t xml:space="preserve">Список вещей для сборов  ·  </w:t>
+      <w:t xml:space="preserve">Список вещей для сборов · 2026–2027 · Стр. </w:t>
     </w:r>
     <w:r>
       <w:rPr>
@@ -3422,19 +3609,12 @@
         <w:sz w:val="18"/>
         <w:szCs w:val="18"/>
       </w:rPr>
-      <w:t xml:space="preserve">Стр. </w:t>
       <w:fldChar w:fldCharType="begin"/>
       <w:instrText xml:space="preserve">PAGE</w:instrText>
       <w:fldChar w:fldCharType="separate"/>
       <w:fldChar w:fldCharType="end"/>
     </w:r>
   </w:p>
-</w:ftr>
-</file>
-
-<file path=word/footer2.xml><?xml version="1.0" encoding="utf-8"?>
-<w:ftr xmlns:wpc="http://schemas.microsoft.com/office/word/2010/wordprocessingCanvas" xmlns:mc="http://schemas.openxmlformats.org/markup-compatibility/2006" xmlns:o="urn:schemas-microsoft-com:office:office" xmlns:r="http://schemas.openxmlformats.org/officeDocument/2006/relationships" xmlns:m="http://schemas.openxmlformats.org/officeDocument/2006/math" xmlns:v="urn:schemas-microsoft-com:vml" xmlns:wp14="http://schemas.microsoft.com/office/word/2010/wordprocessingDrawing" xmlns:wp="http://schemas.openxmlformats.org/drawingml/2006/wordprocessingDrawing" xmlns:w10="urn:schemas-microsoft-com:office:word" xmlns:w="http://schemas.openxmlformats.org/wordprocessingml/2006/main" xmlns:w14="http://schemas.microsoft.com/office/word/2010/wordml" xmlns:w15="http://schemas.microsoft.com/office/word/2012/wordml" xmlns:wpg="http://schemas.microsoft.com/office/word/2010/wordprocessingGroup" xmlns:wpi="http://schemas.microsoft.com/office/word/2010/wordprocessingInk" xmlns:wne="http://schemas.microsoft.com/office/word/2006/wordml" xmlns:wps="http://schemas.microsoft.com/office/word/2010/wordprocessingShape">
-  <w:p/>
 </w:ftr>
 </file>
 
@@ -3479,7 +3659,7 @@
 <w:numbering xmlns:wpc="http://schemas.microsoft.com/office/word/2010/wordprocessingCanvas" xmlns:mc="http://schemas.openxmlformats.org/markup-compatibility/2006" xmlns:o="urn:schemas-microsoft-com:office:office" xmlns:r="http://schemas.openxmlformats.org/officeDocument/2006/relationships" xmlns:m="http://schemas.openxmlformats.org/officeDocument/2006/math" xmlns:v="urn:schemas-microsoft-com:vml" xmlns:wp14="http://schemas.microsoft.com/office/word/2010/wordprocessingDrawing" xmlns:wp="http://schemas.openxmlformats.org/drawingml/2006/wordprocessingDrawing" xmlns:w10="urn:schemas-microsoft-com:office:word" xmlns:w="http://schemas.openxmlformats.org/wordprocessingml/2006/main" xmlns:w14="http://schemas.microsoft.com/office/word/2010/wordml" xmlns:w15="http://schemas.microsoft.com/office/word/2012/wordml" xmlns:wpg="http://schemas.microsoft.com/office/word/2010/wordprocessingGroup" xmlns:wpi="http://schemas.microsoft.com/office/word/2010/wordprocessingInk" xmlns:wne="http://schemas.microsoft.com/office/word/2006/wordml" xmlns:wps="http://schemas.microsoft.com/office/word/2010/wordprocessingShape" mc:Ignorable="w14 w15 wp14">
   <w:abstractNum w:abstractNumId="1" w15:restartNumberingAfterBreak="0">
     <w:multiLevelType w:val="hybridMultilevel"/>
-    <w:lvl w:ilvl="0" w15:tentative="1">
+    <w:lvl w:ilvl="0" w:tentative="1">
       <w:start w:val="1"/>
       <w:numFmt w:val="bullet"/>
       <w:lvlText w:val="●"/>
@@ -3488,7 +3668,7 @@
         <w:ind w:left="720" w:hanging="360"/>
       </w:pPr>
     </w:lvl>
-    <w:lvl w:ilvl="1" w15:tentative="1">
+    <w:lvl w:ilvl="1" w:tentative="1">
       <w:start w:val="1"/>
       <w:numFmt w:val="bullet"/>
       <w:lvlText w:val="○"/>
@@ -3497,7 +3677,7 @@
         <w:ind w:left="1440" w:hanging="360"/>
       </w:pPr>
     </w:lvl>
-    <w:lvl w:ilvl="2" w15:tentative="1">
+    <w:lvl w:ilvl="2" w:tentative="1">
       <w:start w:val="1"/>
       <w:numFmt w:val="bullet"/>
       <w:lvlText w:val="■"/>
@@ -3506,7 +3686,7 @@
         <w:ind w:left="2160" w:hanging="360"/>
       </w:pPr>
     </w:lvl>
-    <w:lvl w:ilvl="3" w15:tentative="1">
+    <w:lvl w:ilvl="3" w:tentative="1">
       <w:start w:val="1"/>
       <w:numFmt w:val="bullet"/>
       <w:lvlText w:val="●"/>
@@ -3515,7 +3695,7 @@
         <w:ind w:left="2880" w:hanging="360"/>
       </w:pPr>
     </w:lvl>
-    <w:lvl w:ilvl="4" w15:tentative="1">
+    <w:lvl w:ilvl="4" w:tentative="1">
       <w:start w:val="1"/>
       <w:numFmt w:val="bullet"/>
       <w:lvlText w:val="○"/>
@@ -3524,7 +3704,7 @@
         <w:ind w:left="3600" w:hanging="360"/>
       </w:pPr>
     </w:lvl>
-    <w:lvl w:ilvl="5" w15:tentative="1">
+    <w:lvl w:ilvl="5" w:tentative="1">
       <w:start w:val="1"/>
       <w:numFmt w:val="bullet"/>
       <w:lvlText w:val="■"/>
@@ -3533,7 +3713,7 @@
         <w:ind w:left="4320" w:hanging="360"/>
       </w:pPr>
     </w:lvl>
-    <w:lvl w:ilvl="6" w15:tentative="1">
+    <w:lvl w:ilvl="6" w:tentative="1">
       <w:start w:val="1"/>
       <w:numFmt w:val="bullet"/>
       <w:lvlText w:val="●"/>
@@ -3542,7 +3722,7 @@
         <w:ind w:left="5040" w:hanging="360"/>
       </w:pPr>
     </w:lvl>
-    <w:lvl w:ilvl="7" w15:tentative="1">
+    <w:lvl w:ilvl="7" w:tentative="1">
       <w:start w:val="1"/>
       <w:numFmt w:val="bullet"/>
       <w:lvlText w:val="●"/>
@@ -3551,7 +3731,7 @@
         <w:ind w:left="5760" w:hanging="360"/>
       </w:pPr>
     </w:lvl>
-    <w:lvl w:ilvl="8" w15:tentative="1">
+    <w:lvl w:ilvl="8" w:tentative="1">
       <w:start w:val="1"/>
       <w:numFmt w:val="bullet"/>
       <w:lvlText w:val="●"/>
@@ -3563,13 +3743,13 @@
   </w:abstractNum>
   <w:abstractNum w:abstractNumId="2" w15:restartNumberingAfterBreak="0">
     <w:multiLevelType w:val="hybridMultilevel"/>
-    <w:lvl w:ilvl="0" w15:tentative="1">
+    <w:lvl w:ilvl="0" w:tentative="1">
       <w:start w:val="1"/>
       <w:numFmt w:val="bullet"/>
       <w:lvlText w:val="•"/>
       <w:lvlJc w:val="left"/>
       <w:pPr>
-        <w:ind w:left="794" w:hanging="284"/>
+        <w:ind w:left="850" w:hanging="283"/>
       </w:pPr>
     </w:lvl>
   </w:abstractNum>
@@ -3600,6 +3780,10 @@
     </w:rPrDefault>
     <w:pPrDefault/>
   </w:docDefaults>
+  <w:style w:type="paragraph" w:styleId="Normal" w:default="1">
+    <w:name w:val="Normal"/>
+    <w:qFormat/>
+  </w:style>
   <w:style w:type="paragraph" w:styleId="Title">
     <w:name w:val="Title"/>
     <w:basedOn w:val="Normal"/>
@@ -3771,58 +3955,295 @@
       <w:szCs w:val="20"/>
     </w:rPr>
   </w:style>
-  <w:style w:type="paragraph" w:styleId="Heading1">
-    <w:name w:val="Heading 1"/>
-    <w:basedOn w:val="Normal"/>
-    <w:next w:val="Normal"/>
-    <w:qFormat/>
-    <w:pPr>
-      <w:spacing w:after="160" w:before="240"/>
-      <w:outlineLvl w:val="0"/>
-    </w:pPr>
-    <w:rPr>
-      <w:rFonts w:ascii="Times New Roman" w:cs="Times New Roman" w:eastAsia="Times New Roman" w:hAnsi="Times New Roman"/>
-      <w:b/>
-      <w:bCs/>
-      <w:sz w:val="28"/>
-      <w:szCs w:val="28"/>
-    </w:rPr>
-  </w:style>
-  <w:style w:type="paragraph" w:styleId="Heading2">
-    <w:name w:val="Heading 2"/>
-    <w:basedOn w:val="Normal"/>
-    <w:next w:val="Normal"/>
-    <w:qFormat/>
-    <w:pPr>
-      <w:spacing w:after="100" w:before="200"/>
-      <w:outlineLvl w:val="1"/>
-    </w:pPr>
-    <w:rPr>
-      <w:rFonts w:ascii="Times New Roman" w:cs="Times New Roman" w:eastAsia="Times New Roman" w:hAnsi="Times New Roman"/>
-      <w:b/>
-      <w:bCs/>
-      <w:sz w:val="26"/>
-      <w:szCs w:val="26"/>
-    </w:rPr>
-  </w:style>
-  <w:style w:type="paragraph" w:styleId="Heading3">
-    <w:name w:val="Heading 3"/>
-    <w:basedOn w:val="Normal"/>
-    <w:next w:val="Normal"/>
-    <w:qFormat/>
-    <w:pPr>
-      <w:spacing w:after="80" w:before="140"/>
-      <w:outlineLvl w:val="2"/>
-    </w:pPr>
-    <w:rPr>
-      <w:rFonts w:ascii="Times New Roman" w:cs="Times New Roman" w:eastAsia="Times New Roman" w:hAnsi="Times New Roman"/>
-      <w:b/>
-      <w:bCs/>
-      <w:i/>
-      <w:iCs/>
-      <w:sz w:val="24"/>
-      <w:szCs w:val="24"/>
-    </w:rPr>
-  </w:style>
 </w:styles>
+</file>
+
+<file path=word/theme/theme1.xml><?xml version="1.0" encoding="utf-8"?>
+<a:theme xmlns:a="http://schemas.openxmlformats.org/drawingml/2006/main" name="Office Theme">
+  <a:themeElements>
+    <a:clrScheme name="Office">
+      <a:dk1>
+        <a:sysClr val="windowText" lastClr="000000"/>
+      </a:dk1>
+      <a:lt1>
+        <a:sysClr val="window" lastClr="FFFFFF"/>
+      </a:lt1>
+      <a:dk2>
+        <a:srgbClr val="44546A"/>
+      </a:dk2>
+      <a:lt2>
+        <a:srgbClr val="E7E6E6"/>
+      </a:lt2>
+      <a:accent1>
+        <a:srgbClr val="4472C4"/>
+      </a:accent1>
+      <a:accent2>
+        <a:srgbClr val="ED7D31"/>
+      </a:accent2>
+      <a:accent3>
+        <a:srgbClr val="A5A5A5"/>
+      </a:accent3>
+      <a:accent4>
+        <a:srgbClr val="FFC000"/>
+      </a:accent4>
+      <a:accent5>
+        <a:srgbClr val="5B9BD5"/>
+      </a:accent5>
+      <a:accent6>
+        <a:srgbClr val="70AD47"/>
+      </a:accent6>
+      <a:hlink>
+        <a:srgbClr val="0563C1"/>
+      </a:hlink>
+      <a:folHlink>
+        <a:srgbClr val="954F72"/>
+      </a:folHlink>
+    </a:clrScheme>
+    <a:fontScheme name="Office">
+      <a:majorFont>
+        <a:latin typeface="Calibri Light" panose="020F0302020204030204"/>
+        <a:ea typeface=""/>
+        <a:cs typeface=""/>
+        <a:font script="Jpan" typeface="游ゴシック Light"/>
+        <a:font script="Hang" typeface="맑은 고딕"/>
+        <a:font script="Hans" typeface="等线 Light"/>
+        <a:font script="Hant" typeface="新細明體"/>
+        <a:font script="Arab" typeface="Times New Roman"/>
+        <a:font script="Hebr" typeface="Times New Roman"/>
+        <a:font script="Thai" typeface="Angsana New"/>
+        <a:font script="Ethi" typeface="Nyala"/>
+        <a:font script="Beng" typeface="Vrinda"/>
+        <a:font script="Gujr" typeface="Shruti"/>
+        <a:font script="Khmr" typeface="MoolBoran"/>
+        <a:font script="Knda" typeface="Tunga"/>
+        <a:font script="Guru" typeface="Raavi"/>
+        <a:font script="Cans" typeface="Euphemia"/>
+        <a:font script="Cher" typeface="Plantagenet Cherokee"/>
+        <a:font script="Yiii" typeface="Microsoft Yi Baiti"/>
+        <a:font script="Tibt" typeface="Microsoft Himalaya"/>
+        <a:font script="Thaa" typeface="MV Boli"/>
+        <a:font script="Deva" typeface="Mangal"/>
+        <a:font script="Telu" typeface="Gautami"/>
+        <a:font script="Taml" typeface="Latha"/>
+        <a:font script="Syrc" typeface="Estrangelo Edessa"/>
+        <a:font script="Orya" typeface="Kalinga"/>
+        <a:font script="Mlym" typeface="Kartika"/>
+        <a:font script="Laoo" typeface="DokChampa"/>
+        <a:font script="Sinh" typeface="Iskoola Pota"/>
+        <a:font script="Mong" typeface="Mongolian Baiti"/>
+        <a:font script="Viet" typeface="Times New Roman"/>
+        <a:font script="Uigh" typeface="Microsoft Uighur"/>
+        <a:font script="Geor" typeface="Sylfaen"/>
+        <a:font script="Armn" typeface="Arial"/>
+        <a:font script="Bugi" typeface="Leelawadee UI"/>
+        <a:font script="Bopo" typeface="Microsoft JhengHei"/>
+        <a:font script="Java" typeface="Javanese Text"/>
+        <a:font script="Lisu" typeface="Segoe UI"/>
+        <a:font script="Mymr" typeface="Myanmar Text"/>
+        <a:font script="Nkoo" typeface="Ebrima"/>
+        <a:font script="Olck" typeface="Nirmala UI"/>
+        <a:font script="Osma" typeface="Ebrima"/>
+        <a:font script="Phag" typeface="Phagspa"/>
+        <a:font script="Syrn" typeface="Estrangelo Edessa"/>
+        <a:font script="Syrj" typeface="Estrangelo Edessa"/>
+        <a:font script="Syre" typeface="Estrangelo Edessa"/>
+        <a:font script="Sora" typeface="Nirmala UI"/>
+        <a:font script="Tale" typeface="Microsoft Tai Le"/>
+        <a:font script="Talu" typeface="Microsoft New Tai Lue"/>
+        <a:font script="Tfng" typeface="Ebrima"/>
+      </a:majorFont>
+      <a:minorFont>
+        <a:latin typeface="Calibri" panose="020F0502020204030204"/>
+        <a:ea typeface=""/>
+        <a:cs typeface=""/>
+        <a:font script="Jpan" typeface="游明朝"/>
+        <a:font script="Hang" typeface="맑은 고딕"/>
+        <a:font script="Hans" typeface="等线"/>
+        <a:font script="Hant" typeface="新細明體"/>
+        <a:font script="Arab" typeface="Arial"/>
+        <a:font script="Hebr" typeface="Arial"/>
+        <a:font script="Thai" typeface="Cordia New"/>
+        <a:font script="Ethi" typeface="Nyala"/>
+        <a:font script="Beng" typeface="Vrinda"/>
+        <a:font script="Gujr" typeface="Shruti"/>
+        <a:font script="Khmr" typeface="DaunPenh"/>
+        <a:font script="Knda" typeface="Tunga"/>
+        <a:font script="Guru" typeface="Raavi"/>
+        <a:font script="Cans" typeface="Euphemia"/>
+        <a:font script="Cher" typeface="Plantagenet Cherokee"/>
+        <a:font script="Yiii" typeface="Microsoft Yi Baiti"/>
+        <a:font script="Tibt" typeface="Microsoft Himalaya"/>
+        <a:font script="Thaa" typeface="MV Boli"/>
+        <a:font script="Deva" typeface="Mangal"/>
+        <a:font script="Telu" typeface="Gautami"/>
+        <a:font script="Taml" typeface="Latha"/>
+        <a:font script="Syrc" typeface="Estrangelo Edessa"/>
+        <a:font script="Orya" typeface="Kalinga"/>
+        <a:font script="Mlym" typeface="Kartika"/>
+        <a:font script="Laoo" typeface="DokChampa"/>
+        <a:font script="Sinh" typeface="Iskoola Pota"/>
+        <a:font script="Mong" typeface="Mongolian Baiti"/>
+        <a:font script="Viet" typeface="Arial"/>
+        <a:font script="Uigh" typeface="Microsoft Uighur"/>
+        <a:font script="Geor" typeface="Sylfaen"/>
+        <a:font script="Armn" typeface="Arial"/>
+        <a:font script="Bugi" typeface="Leelawadee UI"/>
+        <a:font script="Bopo" typeface="Microsoft JhengHei"/>
+        <a:font script="Java" typeface="Javanese Text"/>
+        <a:font script="Lisu" typeface="Segoe UI"/>
+        <a:font script="Mymr" typeface="Myanmar Text"/>
+        <a:font script="Nkoo" typeface="Ebrima"/>
+        <a:font script="Olck" typeface="Nirmala UI"/>
+        <a:font script="Osma" typeface="Ebrima"/>
+        <a:font script="Phag" typeface="Phagspa"/>
+        <a:font script="Syrn" typeface="Estrangelo Edessa"/>
+        <a:font script="Syrj" typeface="Estrangelo Edessa"/>
+        <a:font script="Syre" typeface="Estrangelo Edessa"/>
+        <a:font script="Sora" typeface="Nirmala UI"/>
+        <a:font script="Tale" typeface="Microsoft Tai Le"/>
+        <a:font script="Talu" typeface="Microsoft New Tai Lue"/>
+        <a:font script="Tfng" typeface="Ebrima"/>
+      </a:minorFont>
+    </a:fontScheme>
+    <a:fmtScheme name="Office">
+      <a:fillStyleLst>
+        <a:solidFill>
+          <a:schemeClr val="phClr"/>
+        </a:solidFill>
+        <a:gradFill rotWithShape="true">
+          <a:gsLst>
+            <a:gs pos="0">
+              <a:schemeClr val="phClr">
+                <a:lumMod val="110000"/>
+                <a:satMod val="105000"/>
+                <a:tint val="67000"/>
+              </a:schemeClr>
+            </a:gs>
+            <a:gs pos="50000">
+              <a:schemeClr val="phClr">
+                <a:lumMod val="105000"/>
+                <a:satMod val="103000"/>
+                <a:tint val="73000"/>
+              </a:schemeClr>
+            </a:gs>
+            <a:gs pos="100000">
+              <a:schemeClr val="phClr">
+                <a:lumMod val="105000"/>
+                <a:satMod val="109000"/>
+                <a:tint val="81000"/>
+              </a:schemeClr>
+            </a:gs>
+          </a:gsLst>
+          <a:lin ang="5400000" scaled="false"/>
+        </a:gradFill>
+        <a:gradFill rotWithShape="true">
+          <a:gsLst>
+            <a:gs pos="0">
+              <a:schemeClr val="phClr">
+                <a:satMod val="103000"/>
+                <a:lumMod val="102000"/>
+                <a:tint val="94000"/>
+              </a:schemeClr>
+            </a:gs>
+            <a:gs pos="50000">
+              <a:schemeClr val="phClr">
+                <a:satMod val="110000"/>
+                <a:lumMod val="100000"/>
+                <a:shade val="100000"/>
+              </a:schemeClr>
+            </a:gs>
+            <a:gs pos="100000">
+              <a:schemeClr val="phClr">
+                <a:lumMod val="99000"/>
+                <a:satMod val="120000"/>
+                <a:shade val="78000"/>
+              </a:schemeClr>
+            </a:gs>
+          </a:gsLst>
+          <a:lin ang="5400000" scaled="false"/>
+        </a:gradFill>
+      </a:fillStyleLst>
+      <a:lnStyleLst>
+        <a:ln w="6350" cap="flat" cmpd="sng" algn="ctr">
+          <a:solidFill>
+            <a:schemeClr val="phClr"/>
+          </a:solidFill>
+          <a:prstDash val="solid"/>
+          <a:miter lim="800000"/>
+        </a:ln>
+        <a:ln w="12700" cap="flat" cmpd="sng" algn="ctr">
+          <a:solidFill>
+            <a:schemeClr val="phClr"/>
+          </a:solidFill>
+          <a:prstDash val="solid"/>
+          <a:miter lim="800000"/>
+        </a:ln>
+        <a:ln w="19050" cap="flat" cmpd="sng" algn="ctr">
+          <a:solidFill>
+            <a:schemeClr val="phClr"/>
+          </a:solidFill>
+          <a:prstDash val="solid"/>
+          <a:miter lim="800000"/>
+        </a:ln>
+      </a:lnStyleLst>
+      <a:effectStyleLst>
+        <a:effectStyle>
+          <a:effectLst/>
+        </a:effectStyle>
+        <a:effectStyle>
+          <a:effectLst/>
+        </a:effectStyle>
+        <a:effectStyle>
+          <a:effectLst>
+            <a:outerShdw blurRad="57150" dist="19050" dir="5400000" algn="ctr" rotWithShape="false">
+              <a:srgbClr val="000000">
+                <a:alpha val="63000"/>
+              </a:srgbClr>
+            </a:outerShdw>
+          </a:effectLst>
+        </a:effectStyle>
+      </a:effectStyleLst>
+      <a:bgFillStyleLst>
+        <a:solidFill>
+          <a:schemeClr val="phClr"/>
+        </a:solidFill>
+        <a:solidFill>
+          <a:schemeClr val="phClr">
+            <a:tint val="95000"/>
+            <a:satMod val="170000"/>
+          </a:schemeClr>
+        </a:solidFill>
+        <a:gradFill rotWithShape="true">
+          <a:gsLst>
+            <a:gs pos="0">
+              <a:schemeClr val="phClr">
+                <a:tint val="93000"/>
+                <a:satMod val="150000"/>
+                <a:shade val="98000"/>
+                <a:lumMod val="102000"/>
+              </a:schemeClr>
+            </a:gs>
+            <a:gs pos="50000">
+              <a:schemeClr val="phClr">
+                <a:tint val="98000"/>
+                <a:satMod val="130000"/>
+                <a:shade val="90000"/>
+                <a:lumMod val="103000"/>
+              </a:schemeClr>
+            </a:gs>
+            <a:gs pos="100000">
+              <a:schemeClr val="phClr">
+                <a:shade val="63000"/>
+                <a:satMod val="120000"/>
+              </a:schemeClr>
+            </a:gs>
+          </a:gsLst>
+          <a:lin ang="5400000" scaled="false"/>
+        </a:gradFill>
+      </a:bgFillStyleLst>
+    </a:fmtScheme>
+  </a:themeElements>
+  <a:objectDefaults/>
+  <a:extraClrSchemeLst/>
+</a:theme>
 </file>